--- a/PIAR.docx
+++ b/PIAR.docx
@@ -1099,20 +1099,6 @@
             </w:pPr>
             <w:r>
               <w:rPr>
-                <w:rFonts w:ascii="Arial" w:cs="Arial" w:eastAsia="Arial" w:hAnsi="Arial"/>
-                <w:b w:val="1"/>
-                <w:bCs w:val="1"/>
-                <w:i w:val="1"/>
-                <w:iCs w:val="1"/>
-                <w:color w:val="000000"/>
-                <w:sz w:val="18"/>
-                <w:szCs w:val="18"/>
-                <w:rtl w:val="0"/>
-              </w:rPr>
-              <w:t xml:space="preserve">(Dejar espacio para observaciones. Realizar seguimiento 3 veces en el año como mínimo- de acuerdo con la periodicidad establecida en el Sistema Institucional de Evaluación de los estudiantes SIEE</w:t>
-            </w:r>
-            <w:r>
-              <w:rPr>
                 <w:rtl w:val="0"/>
               </w:rPr>
             </w:r>
@@ -2217,7 +2203,6 @@
           </w:p>
           <w:p>
             <w:pPr>
-              <w:jc w:val="both"/>
               <w:rPr>
                 <w:rFonts w:ascii="Arial" w:cs="Arial" w:eastAsia="Arial" w:hAnsi="Arial"/>
                 <w:i w:val="1"/>
@@ -2229,26 +2214,19 @@
             </w:pPr>
             <w:r>
               <w:rPr>
+                <w:rtl w:val="0"/>
+              </w:rPr>
+            </w:r>
+          </w:p>
+          <w:p>
+            <w:pPr>
+              <w:rPr>
                 <w:rFonts w:ascii="Arial" w:cs="Arial" w:eastAsia="Arial" w:hAnsi="Arial"/>
                 <w:i w:val="1"/>
                 <w:iCs w:val="1"/>
                 <w:color w:val="747474"/>
                 <w:sz w:val="18"/>
                 <w:szCs w:val="18"/>
-                <w:rtl w:val="0"/>
-              </w:rPr>
-              <w:t xml:space="preserve">Nota: La cantidad de objetivos se dan de acuerdo con las características del estudiante y que contribuyan en el desarrollo de sus habilidades para su proyecto de vida.</w:t>
-            </w:r>
-          </w:p>
-          <w:p>
-            <w:pPr>
-              <w:rPr>
-                <w:rFonts w:ascii="Arial" w:cs="Arial" w:eastAsia="Arial" w:hAnsi="Arial"/>
-                <w:b w:val="1"/>
-                <w:bCs w:val="1"/>
-                <w:color w:val="000000"/>
-                <w:sz w:val="20"/>
-                <w:szCs w:val="20"/>
               </w:rPr>
             </w:pPr>
             <w:r>
@@ -2360,74 +2338,38 @@
             <w:pPr>
               <w:rPr>
                 <w:rFonts w:ascii="Arial" w:cs="Arial" w:eastAsia="Arial" w:hAnsi="Arial"/>
-                <w:color w:val="000000"/>
-                <w:sz w:val="20"/>
-                <w:szCs w:val="20"/>
-              </w:rPr>
-            </w:pPr>
-            <w:r>
-              <w:rPr>
-                <w:rtl w:val="0"/>
-              </w:rPr>
-            </w:r>
-          </w:p>
-          <w:p>
-            <w:pPr>
-              <w:rPr>
-                <w:rFonts w:ascii="Arial" w:cs="Arial" w:eastAsia="Arial" w:hAnsi="Arial"/>
-                <w:color w:val="000000"/>
-                <w:sz w:val="20"/>
-                <w:szCs w:val="20"/>
-              </w:rPr>
-            </w:pPr>
-            <w:r>
-              <w:rPr>
-                <w:color w:val="666666"/>
-                <w:rtl w:val="0"/>
-              </w:rPr>
-              <w:t xml:space="preserve">Elija un elemento.</w:t>
-            </w:r>
-            <w:r>
-              <w:rPr>
-                <w:rtl w:val="0"/>
-              </w:rPr>
-            </w:r>
-          </w:p>
-          <w:p>
-            <w:pPr>
-              <w:rPr>
-                <w:rFonts w:ascii="Arial" w:cs="Arial" w:eastAsia="Arial" w:hAnsi="Arial"/>
-                <w:b w:val="1"/>
-                <w:bCs w:val="1"/>
-                <w:color w:val="000000"/>
-                <w:sz w:val="20"/>
-                <w:szCs w:val="20"/>
-              </w:rPr>
-            </w:pPr>
-            <w:r>
-              <w:rPr>
-                <w:rtl w:val="0"/>
-              </w:rPr>
-            </w:r>
-          </w:p>
-          <w:p>
-            <w:pPr>
-              <w:rPr>
-                <w:rFonts w:ascii="Arial" w:cs="Arial" w:eastAsia="Arial" w:hAnsi="Arial"/>
-                <w:b w:val="1"/>
-                <w:bCs w:val="1"/>
-                <w:color w:val="000000"/>
-                <w:sz w:val="20"/>
-                <w:szCs w:val="20"/>
-              </w:rPr>
-            </w:pPr>
-            <w:r>
-              <w:rPr>
-                <w:color w:val="666666"/>
-                <w:rtl w:val="0"/>
-              </w:rPr>
-              <w:t xml:space="preserve">Elija un elemento.</w:t>
-            </w:r>
+                <w:sz w:val="20"/>
+                <w:szCs w:val="20"/>
+              </w:rPr>
+            </w:pPr>
+            <w:r>
+              <w:rPr>
+                <w:rtl w:val="0"/>
+              </w:rPr>
+            </w:r>
+          </w:p>
+          <w:p>
+            <w:pPr>
+              <w:rPr>
+                <w:rFonts w:ascii="Arial" w:cs="Arial" w:eastAsia="Arial" w:hAnsi="Arial"/>
+                <w:sz w:val="20"/>
+                <w:szCs w:val="20"/>
+              </w:rPr>
+            </w:pPr>
+            <w:r>
+              <w:rPr>
+                <w:rtl w:val="0"/>
+              </w:rPr>
+            </w:r>
+          </w:p>
+          <w:p>
+            <w:pPr>
+              <w:rPr>
+                <w:rFonts w:ascii="Arial" w:cs="Arial" w:eastAsia="Arial" w:hAnsi="Arial"/>
+                <w:sz w:val="20"/>
+                <w:szCs w:val="20"/>
+              </w:rPr>
+            </w:pPr>
             <w:r>
               <w:rPr>
                 <w:rtl w:val="0"/>
@@ -2464,39 +2406,8 @@
             </w:pPr>
             <w:r>
               <w:rPr>
-                <w:rFonts w:ascii="Arial" w:cs="Arial" w:eastAsia="Arial" w:hAnsi="Arial"/>
-                <w:i w:val="1"/>
-                <w:iCs w:val="1"/>
-                <w:color w:val="747474"/>
-                <w:sz w:val="18"/>
-                <w:szCs w:val="18"/>
-                <w:rtl w:val="0"/>
-              </w:rPr>
-              <w:t xml:space="preserve">(teniendo en cuenta las aclaraciones dadas en la valoración pedagógica </w:t>
-            </w:r>
-          </w:p>
-          <w:p>
-            <w:pPr>
-              <w:rPr>
-                <w:rFonts w:ascii="Arial" w:cs="Arial" w:eastAsia="Arial" w:hAnsi="Arial"/>
-                <w:i w:val="1"/>
-                <w:iCs w:val="1"/>
-                <w:color w:val="747474"/>
-                <w:sz w:val="18"/>
-                <w:szCs w:val="18"/>
-              </w:rPr>
-            </w:pPr>
-            <w:r>
-              <w:rPr>
-                <w:rFonts w:ascii="Arial" w:cs="Arial" w:eastAsia="Arial" w:hAnsi="Arial"/>
-                <w:i w:val="1"/>
-                <w:iCs w:val="1"/>
-                <w:color w:val="747474"/>
-                <w:sz w:val="18"/>
-                <w:szCs w:val="18"/>
-                <w:rtl w:val="0"/>
-              </w:rPr>
-              <w:t xml:space="preserve">Se estable días y horas de permanencia)</w:t>
+                <w:rtl w:val="0"/>
+              </w:rPr>
             </w:r>
           </w:p>
           <w:p>
@@ -2584,39 +2495,371 @@
             </w:pPr>
             <w:r>
               <w:rPr>
+                <w:rtl w:val="0"/>
+              </w:rPr>
+            </w:r>
+          </w:p>
+          <w:p>
+            <w:pPr>
+              <w:rPr>
+                <w:rFonts w:ascii="Arial" w:cs="Arial" w:eastAsia="Arial" w:hAnsi="Arial"/>
+                <w:color w:val="000000"/>
+                <w:sz w:val="20"/>
+                <w:szCs w:val="20"/>
+              </w:rPr>
+            </w:pPr>
+            <w:r>
+              <w:rPr>
+                <w:rtl w:val="0"/>
+              </w:rPr>
+            </w:r>
+          </w:p>
+          <w:p>
+            <w:pPr>
+              <w:rPr>
+                <w:rFonts w:ascii="Arial" w:cs="Arial" w:eastAsia="Arial" w:hAnsi="Arial"/>
+                <w:color w:val="000000"/>
+                <w:sz w:val="20"/>
+                <w:szCs w:val="20"/>
+              </w:rPr>
+            </w:pPr>
+            <w:r>
+              <w:rPr>
+                <w:rtl w:val="0"/>
+              </w:rPr>
+            </w:r>
+          </w:p>
+          <w:p>
+            <w:pPr>
+              <w:jc w:val="both"/>
+              <w:rPr>
+                <w:rFonts w:ascii="Arial" w:cs="Arial" w:eastAsia="Arial" w:hAnsi="Arial"/>
+                <w:color w:val="000000"/>
+                <w:sz w:val="20"/>
+                <w:szCs w:val="20"/>
+              </w:rPr>
+            </w:pPr>
+            <w:r>
+              <w:rPr>
+                <w:rtl w:val="0"/>
+              </w:rPr>
+            </w:r>
+          </w:p>
+          <w:p>
+            <w:pPr>
+              <w:jc w:val="both"/>
+              <w:rPr>
+                <w:rFonts w:ascii="Arial" w:cs="Arial" w:eastAsia="Arial" w:hAnsi="Arial"/>
+                <w:b w:val="1"/>
+                <w:bCs w:val="1"/>
+                <w:color w:val="000000"/>
+                <w:sz w:val="20"/>
+                <w:szCs w:val="20"/>
+                <w:u w:val="single"/>
+              </w:rPr>
+            </w:pPr>
+            <w:r>
+              <w:rPr>
+                <w:rFonts w:ascii="Arial" w:cs="Arial" w:eastAsia="Arial" w:hAnsi="Arial"/>
+                <w:b w:val="1"/>
+                <w:bCs w:val="1"/>
+                <w:color w:val="000000"/>
+                <w:sz w:val="20"/>
+                <w:szCs w:val="20"/>
+                <w:u w:val="single"/>
+                <w:rtl w:val="0"/>
+              </w:rPr>
+              <w:t xml:space="preserve">APOYOS PEDAGÓGICOS</w:t>
+            </w:r>
+          </w:p>
+          <w:p>
+            <w:pPr>
+              <w:jc w:val="both"/>
+              <w:rPr>
+                <w:rFonts w:ascii="Arial" w:cs="Arial" w:eastAsia="Arial" w:hAnsi="Arial"/>
+                <w:color w:val="000000"/>
+                <w:sz w:val="20"/>
+                <w:szCs w:val="20"/>
+              </w:rPr>
+            </w:pPr>
+            <w:r>
+              <w:rPr>
+                <w:rtl w:val="0"/>
+              </w:rPr>
+            </w:r>
+          </w:p>
+          <w:p>
+            <w:pPr>
+              <w:jc w:val="both"/>
+              <w:rPr>
+                <w:rFonts w:ascii="Arial" w:cs="Arial" w:eastAsia="Arial" w:hAnsi="Arial"/>
+                <w:b w:val="1"/>
+                <w:bCs w:val="1"/>
+                <w:color w:val="000000"/>
+                <w:sz w:val="20"/>
+                <w:szCs w:val="20"/>
+              </w:rPr>
+            </w:pPr>
+            <w:r>
+              <w:rPr>
+                <w:rFonts w:ascii="Arial" w:cs="Arial" w:eastAsia="Arial" w:hAnsi="Arial"/>
+                <w:b w:val="1"/>
+                <w:bCs w:val="1"/>
+                <w:color w:val="000000"/>
+                <w:sz w:val="20"/>
+                <w:szCs w:val="20"/>
+                <w:rtl w:val="0"/>
+              </w:rPr>
+              <w:t xml:space="preserve">Metodología:</w:t>
+            </w:r>
+          </w:p>
+          <w:p>
+            <w:pPr>
+              <w:jc w:val="both"/>
+              <w:rPr>
+                <w:rFonts w:ascii="Arial" w:cs="Arial" w:eastAsia="Arial" w:hAnsi="Arial"/>
+                <w:color w:val="000000"/>
+                <w:sz w:val="20"/>
+                <w:szCs w:val="20"/>
+              </w:rPr>
+            </w:pPr>
+            <w:r>
+              <w:rPr>
+                <w:rtl w:val="0"/>
+              </w:rPr>
+            </w:r>
+          </w:p>
+          <w:p>
+            <w:pPr>
+              <w:jc w:val="both"/>
+              <w:rPr>
+                <w:rFonts w:ascii="Arial" w:cs="Arial" w:eastAsia="Arial" w:hAnsi="Arial"/>
+                <w:color w:val="000000"/>
+                <w:sz w:val="20"/>
+                <w:szCs w:val="20"/>
+              </w:rPr>
+            </w:pPr>
+            <w:r>
+              <w:rPr>
+                <w:rtl w:val="0"/>
+              </w:rPr>
+            </w:r>
+          </w:p>
+          <w:p>
+            <w:pPr>
+              <w:jc w:val="both"/>
+              <w:rPr>
+                <w:rFonts w:ascii="Arial" w:cs="Arial" w:eastAsia="Arial" w:hAnsi="Arial"/>
+                <w:color w:val="000000"/>
+                <w:sz w:val="20"/>
+                <w:szCs w:val="20"/>
+              </w:rPr>
+            </w:pPr>
+            <w:r>
+              <w:rPr>
+                <w:rtl w:val="0"/>
+              </w:rPr>
+            </w:r>
+          </w:p>
+          <w:p>
+            <w:pPr>
+              <w:jc w:val="both"/>
+              <w:rPr>
+                <w:rFonts w:ascii="Arial" w:cs="Arial" w:eastAsia="Arial" w:hAnsi="Arial"/>
+                <w:color w:val="000000"/>
+                <w:sz w:val="20"/>
+                <w:szCs w:val="20"/>
+              </w:rPr>
+            </w:pPr>
+            <w:r>
+              <w:rPr>
+                <w:rtl w:val="0"/>
+              </w:rPr>
+            </w:r>
+          </w:p>
+          <w:p>
+            <w:pPr>
+              <w:jc w:val="both"/>
+              <w:rPr>
+                <w:rFonts w:ascii="Arial" w:cs="Arial" w:eastAsia="Arial" w:hAnsi="Arial"/>
+                <w:color w:val="000000"/>
+                <w:sz w:val="20"/>
+                <w:szCs w:val="20"/>
+              </w:rPr>
+            </w:pPr>
+            <w:r>
+              <w:rPr>
+                <w:rtl w:val="0"/>
+              </w:rPr>
+            </w:r>
+          </w:p>
+          <w:p>
+            <w:pPr>
+              <w:jc w:val="both"/>
+              <w:rPr>
+                <w:rFonts w:ascii="Arial" w:cs="Arial" w:eastAsia="Arial" w:hAnsi="Arial"/>
+                <w:b w:val="1"/>
+                <w:bCs w:val="1"/>
+                <w:color w:val="000000"/>
+                <w:sz w:val="20"/>
+                <w:szCs w:val="20"/>
+              </w:rPr>
+            </w:pPr>
+            <w:r>
+              <w:rPr>
+                <w:rFonts w:ascii="Arial" w:cs="Arial" w:eastAsia="Arial" w:hAnsi="Arial"/>
+                <w:b w:val="1"/>
+                <w:bCs w:val="1"/>
+                <w:color w:val="000000"/>
+                <w:sz w:val="20"/>
+                <w:szCs w:val="20"/>
+                <w:rtl w:val="0"/>
+              </w:rPr>
+              <w:t xml:space="preserve">Recursos:</w:t>
+            </w:r>
+          </w:p>
+          <w:p>
+            <w:pPr>
+              <w:jc w:val="both"/>
+              <w:rPr>
+                <w:rFonts w:ascii="Arial" w:cs="Arial" w:eastAsia="Arial" w:hAnsi="Arial"/>
+                <w:color w:val="000000"/>
+                <w:sz w:val="20"/>
+                <w:szCs w:val="20"/>
+              </w:rPr>
+            </w:pPr>
+            <w:r>
+              <w:rPr>
+                <w:rtl w:val="0"/>
+              </w:rPr>
+            </w:r>
+          </w:p>
+          <w:p>
+            <w:pPr>
+              <w:jc w:val="both"/>
+              <w:rPr>
+                <w:rFonts w:ascii="Arial" w:cs="Arial" w:eastAsia="Arial" w:hAnsi="Arial"/>
+                <w:sz w:val="20"/>
+                <w:szCs w:val="20"/>
+              </w:rPr>
+            </w:pPr>
+            <w:r>
+              <w:rPr>
+                <w:rtl w:val="0"/>
+              </w:rPr>
+            </w:r>
+          </w:p>
+          <w:p>
+            <w:pPr>
+              <w:jc w:val="both"/>
+              <w:rPr>
+                <w:rFonts w:ascii="Arial" w:cs="Arial" w:eastAsia="Arial" w:hAnsi="Arial"/>
+                <w:sz w:val="20"/>
+                <w:szCs w:val="20"/>
+              </w:rPr>
+            </w:pPr>
+            <w:r>
+              <w:rPr>
+                <w:rtl w:val="0"/>
+              </w:rPr>
+            </w:r>
+          </w:p>
+          <w:p>
+            <w:pPr>
+              <w:jc w:val="both"/>
+              <w:rPr>
+                <w:rFonts w:ascii="Arial" w:cs="Arial" w:eastAsia="Arial" w:hAnsi="Arial"/>
+                <w:color w:val="000000"/>
+                <w:sz w:val="20"/>
+                <w:szCs w:val="20"/>
+              </w:rPr>
+            </w:pPr>
+            <w:r>
+              <w:rPr>
+                <w:rtl w:val="0"/>
+              </w:rPr>
+            </w:r>
+          </w:p>
+          <w:p>
+            <w:pPr>
+              <w:jc w:val="both"/>
+              <w:rPr>
+                <w:rFonts w:ascii="Arial" w:cs="Arial" w:eastAsia="Arial" w:hAnsi="Arial"/>
+                <w:color w:val="000000"/>
+                <w:sz w:val="20"/>
+                <w:szCs w:val="20"/>
+              </w:rPr>
+            </w:pPr>
+            <w:r>
+              <w:rPr>
+                <w:rtl w:val="0"/>
+              </w:rPr>
+            </w:r>
+          </w:p>
+          <w:p>
+            <w:pPr>
+              <w:jc w:val="both"/>
+              <w:rPr>
+                <w:rFonts w:ascii="Arial" w:cs="Arial" w:eastAsia="Arial" w:hAnsi="Arial"/>
+                <w:b w:val="1"/>
+                <w:bCs w:val="1"/>
+                <w:color w:val="000000"/>
+                <w:sz w:val="20"/>
+                <w:szCs w:val="20"/>
+              </w:rPr>
+            </w:pPr>
+            <w:r>
+              <w:rPr>
+                <w:rtl w:val="0"/>
+              </w:rPr>
+            </w:r>
+          </w:p>
+          <w:p>
+            <w:pPr>
+              <w:jc w:val="both"/>
+              <w:rPr>
+                <w:rFonts w:ascii="Arial" w:cs="Arial" w:eastAsia="Arial" w:hAnsi="Arial"/>
+                <w:b w:val="1"/>
+                <w:bCs w:val="1"/>
+                <w:color w:val="000000"/>
+                <w:sz w:val="20"/>
+                <w:szCs w:val="20"/>
+              </w:rPr>
+            </w:pPr>
+            <w:r>
+              <w:rPr>
+                <w:rFonts w:ascii="Arial" w:cs="Arial" w:eastAsia="Arial" w:hAnsi="Arial"/>
+                <w:b w:val="1"/>
+                <w:bCs w:val="1"/>
+                <w:color w:val="000000"/>
+                <w:sz w:val="20"/>
+                <w:szCs w:val="20"/>
+                <w:rtl w:val="0"/>
+              </w:rPr>
+              <w:t xml:space="preserve">Comunicación:</w:t>
+            </w:r>
+          </w:p>
+          <w:p>
+            <w:pPr>
+              <w:jc w:val="both"/>
+              <w:rPr>
+                <w:rFonts w:ascii="Arial" w:cs="Arial" w:eastAsia="Arial" w:hAnsi="Arial"/>
+                <w:color w:val="000000"/>
+                <w:sz w:val="20"/>
+                <w:szCs w:val="20"/>
+              </w:rPr>
+            </w:pPr>
+            <w:r>
+              <w:rPr>
+                <w:rtl w:val="0"/>
+              </w:rPr>
+            </w:r>
+          </w:p>
+          <w:p>
+            <w:pPr>
+              <w:jc w:val="both"/>
+              <w:rPr>
                 <w:color w:val="666666"/>
-                <w:rtl w:val="0"/>
-              </w:rPr>
-              <w:t xml:space="preserve">Elija un elemento.</w:t>
-            </w:r>
-            <w:r>
-              <w:rPr>
-                <w:rtl w:val="0"/>
-              </w:rPr>
-            </w:r>
-          </w:p>
-          <w:p>
-            <w:pPr>
-              <w:rPr>
-                <w:rFonts w:ascii="Arial" w:cs="Arial" w:eastAsia="Arial" w:hAnsi="Arial"/>
-                <w:color w:val="000000"/>
-                <w:sz w:val="20"/>
-                <w:szCs w:val="20"/>
-              </w:rPr>
-            </w:pPr>
-            <w:r>
-              <w:rPr>
-                <w:rtl w:val="0"/>
-              </w:rPr>
-            </w:r>
-          </w:p>
-          <w:p>
-            <w:pPr>
-              <w:rPr>
-                <w:rFonts w:ascii="Arial" w:cs="Arial" w:eastAsia="Arial" w:hAnsi="Arial"/>
-                <w:color w:val="000000"/>
-                <w:sz w:val="20"/>
-                <w:szCs w:val="20"/>
               </w:rPr>
             </w:pPr>
             <w:r>
@@ -2651,21 +2894,38 @@
                 <w:color w:val="000000"/>
                 <w:sz w:val="20"/>
                 <w:szCs w:val="20"/>
+              </w:rPr>
+            </w:pPr>
+            <w:r>
+              <w:rPr>
+                <w:rFonts w:ascii="Arial" w:cs="Arial" w:eastAsia="Arial" w:hAnsi="Arial"/>
+                <w:b w:val="1"/>
+                <w:bCs w:val="1"/>
+                <w:color w:val="000000"/>
+                <w:sz w:val="20"/>
+                <w:szCs w:val="20"/>
+                <w:rtl w:val="0"/>
+              </w:rPr>
+              <w:t xml:space="preserve">Tiempo:</w:t>
+            </w:r>
+          </w:p>
+          <w:p>
+            <w:pPr>
+              <w:jc w:val="both"/>
+              <w:rPr>
+                <w:rFonts w:ascii="Arial" w:cs="Arial" w:eastAsia="Arial" w:hAnsi="Arial"/>
+                <w:b w:val="1"/>
+                <w:bCs w:val="1"/>
+                <w:color w:val="000000"/>
+                <w:sz w:val="20"/>
+                <w:szCs w:val="20"/>
                 <w:u w:val="single"/>
               </w:rPr>
             </w:pPr>
             <w:r>
               <w:rPr>
-                <w:rFonts w:ascii="Arial" w:cs="Arial" w:eastAsia="Arial" w:hAnsi="Arial"/>
-                <w:b w:val="1"/>
-                <w:bCs w:val="1"/>
-                <w:color w:val="000000"/>
-                <w:sz w:val="20"/>
-                <w:szCs w:val="20"/>
-                <w:u w:val="single"/>
-                <w:rtl w:val="0"/>
-              </w:rPr>
-              <w:t xml:space="preserve">APOYOS PEDAGÓGICOS</w:t>
+                <w:rtl w:val="0"/>
+              </w:rPr>
             </w:r>
           </w:p>
           <w:p>
@@ -2698,15 +2958,8 @@
             </w:pPr>
             <w:r>
               <w:rPr>
-                <w:rFonts w:ascii="Arial" w:cs="Arial" w:eastAsia="Arial" w:hAnsi="Arial"/>
-                <w:b w:val="1"/>
-                <w:bCs w:val="1"/>
-                <w:color w:val="000000"/>
-                <w:sz w:val="20"/>
-                <w:szCs w:val="20"/>
-                <w:rtl w:val="0"/>
-              </w:rPr>
-              <w:t xml:space="preserve">Metodología:</w:t>
+                <w:rtl w:val="0"/>
+              </w:rPr>
             </w:r>
           </w:p>
           <w:p>
@@ -2714,6 +2967,8 @@
               <w:jc w:val="both"/>
               <w:rPr>
                 <w:rFonts w:ascii="Arial" w:cs="Arial" w:eastAsia="Arial" w:hAnsi="Arial"/>
+                <w:b w:val="1"/>
+                <w:bCs w:val="1"/>
                 <w:color w:val="000000"/>
                 <w:sz w:val="20"/>
                 <w:szCs w:val="20"/>
@@ -2730,22 +2985,24 @@
               <w:jc w:val="both"/>
               <w:rPr>
                 <w:rFonts w:ascii="Arial" w:cs="Arial" w:eastAsia="Arial" w:hAnsi="Arial"/>
-                <w:color w:val="000000"/>
-                <w:sz w:val="20"/>
-                <w:szCs w:val="20"/>
-              </w:rPr>
-            </w:pPr>
-            <w:r>
-              <w:rPr>
-                <w:color w:val="666666"/>
-                <w:rtl w:val="0"/>
-              </w:rPr>
-              <w:t xml:space="preserve">Elija un elemento.</w:t>
-            </w:r>
-            <w:r>
-              <w:rPr>
-                <w:rtl w:val="0"/>
-              </w:rPr>
+                <w:b w:val="1"/>
+                <w:bCs w:val="1"/>
+                <w:color w:val="000000"/>
+                <w:sz w:val="20"/>
+                <w:szCs w:val="20"/>
+              </w:rPr>
+            </w:pPr>
+            <w:r>
+              <w:rPr>
+                <w:rFonts w:ascii="Arial" w:cs="Arial" w:eastAsia="Arial" w:hAnsi="Arial"/>
+                <w:b w:val="1"/>
+                <w:bCs w:val="1"/>
+                <w:color w:val="000000"/>
+                <w:sz w:val="20"/>
+                <w:szCs w:val="20"/>
+                <w:rtl w:val="0"/>
+              </w:rPr>
+              <w:t xml:space="preserve">Espacio:</w:t>
             </w:r>
           </w:p>
           <w:p>
@@ -2753,6 +3010,8 @@
               <w:jc w:val="both"/>
               <w:rPr>
                 <w:rFonts w:ascii="Arial" w:cs="Arial" w:eastAsia="Arial" w:hAnsi="Arial"/>
+                <w:b w:val="1"/>
+                <w:bCs w:val="1"/>
                 <w:color w:val="000000"/>
                 <w:sz w:val="20"/>
                 <w:szCs w:val="20"/>
@@ -2769,6 +3028,8 @@
               <w:jc w:val="both"/>
               <w:rPr>
                 <w:rFonts w:ascii="Arial" w:cs="Arial" w:eastAsia="Arial" w:hAnsi="Arial"/>
+                <w:b w:val="1"/>
+                <w:bCs w:val="1"/>
                 <w:color w:val="000000"/>
                 <w:sz w:val="20"/>
                 <w:szCs w:val="20"/>
@@ -2785,410 +3046,13 @@
               <w:jc w:val="both"/>
               <w:rPr>
                 <w:rFonts w:ascii="Arial" w:cs="Arial" w:eastAsia="Arial" w:hAnsi="Arial"/>
-                <w:color w:val="000000"/>
-                <w:sz w:val="20"/>
-                <w:szCs w:val="20"/>
-              </w:rPr>
-            </w:pPr>
-            <w:r>
-              <w:rPr>
-                <w:rtl w:val="0"/>
-              </w:rPr>
-            </w:r>
-          </w:p>
-          <w:p>
-            <w:pPr>
-              <w:jc w:val="both"/>
-              <w:rPr>
-                <w:rFonts w:ascii="Arial" w:cs="Arial" w:eastAsia="Arial" w:hAnsi="Arial"/>
-                <w:b w:val="1"/>
-                <w:bCs w:val="1"/>
-                <w:color w:val="000000"/>
-                <w:sz w:val="20"/>
-                <w:szCs w:val="20"/>
-              </w:rPr>
-            </w:pPr>
-            <w:r>
-              <w:rPr>
-                <w:rFonts w:ascii="Arial" w:cs="Arial" w:eastAsia="Arial" w:hAnsi="Arial"/>
-                <w:b w:val="1"/>
-                <w:bCs w:val="1"/>
-                <w:color w:val="000000"/>
-                <w:sz w:val="20"/>
-                <w:szCs w:val="20"/>
-                <w:rtl w:val="0"/>
-              </w:rPr>
-              <w:t xml:space="preserve">Recursos:</w:t>
-            </w:r>
-          </w:p>
-          <w:p>
-            <w:pPr>
-              <w:jc w:val="both"/>
-              <w:rPr>
-                <w:rFonts w:ascii="Arial" w:cs="Arial" w:eastAsia="Arial" w:hAnsi="Arial"/>
-                <w:color w:val="000000"/>
-                <w:sz w:val="20"/>
-                <w:szCs w:val="20"/>
-              </w:rPr>
-            </w:pPr>
-            <w:r>
-              <w:rPr>
-                <w:rtl w:val="0"/>
-              </w:rPr>
-            </w:r>
-          </w:p>
-          <w:p>
-            <w:pPr>
-              <w:jc w:val="both"/>
-              <w:rPr>
-                <w:rFonts w:ascii="Arial" w:cs="Arial" w:eastAsia="Arial" w:hAnsi="Arial"/>
-                <w:color w:val="000000"/>
-                <w:sz w:val="20"/>
-                <w:szCs w:val="20"/>
-              </w:rPr>
-            </w:pPr>
-            <w:r>
-              <w:rPr>
-                <w:rtl w:val="0"/>
-              </w:rPr>
-            </w:r>
-          </w:p>
-          <w:p>
-            <w:pPr>
-              <w:jc w:val="both"/>
-              <w:rPr>
-                <w:rFonts w:ascii="Arial" w:cs="Arial" w:eastAsia="Arial" w:hAnsi="Arial"/>
-                <w:color w:val="000000"/>
-                <w:sz w:val="20"/>
-                <w:szCs w:val="20"/>
-              </w:rPr>
-            </w:pPr>
-            <w:r>
-              <w:rPr>
-                <w:color w:val="666666"/>
-                <w:rtl w:val="0"/>
-              </w:rPr>
-              <w:t xml:space="preserve">Elija un elemento.</w:t>
-            </w:r>
-            <w:r>
-              <w:rPr>
-                <w:rtl w:val="0"/>
-              </w:rPr>
-            </w:r>
-          </w:p>
-          <w:p>
-            <w:pPr>
-              <w:jc w:val="both"/>
-              <w:rPr>
-                <w:rFonts w:ascii="Arial" w:cs="Arial" w:eastAsia="Arial" w:hAnsi="Arial"/>
-                <w:color w:val="000000"/>
-                <w:sz w:val="20"/>
-                <w:szCs w:val="20"/>
-              </w:rPr>
-            </w:pPr>
-            <w:r>
-              <w:rPr>
-                <w:rtl w:val="0"/>
-              </w:rPr>
-            </w:r>
-          </w:p>
-          <w:p>
-            <w:pPr>
-              <w:jc w:val="both"/>
-              <w:rPr>
-                <w:rFonts w:ascii="Arial" w:cs="Arial" w:eastAsia="Arial" w:hAnsi="Arial"/>
-                <w:color w:val="000000"/>
-                <w:sz w:val="20"/>
-                <w:szCs w:val="20"/>
-              </w:rPr>
-            </w:pPr>
-            <w:r>
-              <w:rPr>
-                <w:rtl w:val="0"/>
-              </w:rPr>
-            </w:r>
-          </w:p>
-          <w:p>
-            <w:pPr>
-              <w:jc w:val="both"/>
-              <w:rPr>
-                <w:rFonts w:ascii="Arial" w:cs="Arial" w:eastAsia="Arial" w:hAnsi="Arial"/>
-                <w:b w:val="1"/>
-                <w:bCs w:val="1"/>
-                <w:color w:val="000000"/>
-                <w:sz w:val="20"/>
-                <w:szCs w:val="20"/>
-              </w:rPr>
-            </w:pPr>
-            <w:r>
-              <w:rPr>
-                <w:rtl w:val="0"/>
-              </w:rPr>
-            </w:r>
-          </w:p>
-          <w:p>
-            <w:pPr>
-              <w:jc w:val="both"/>
-              <w:rPr>
-                <w:rFonts w:ascii="Arial" w:cs="Arial" w:eastAsia="Arial" w:hAnsi="Arial"/>
-                <w:b w:val="1"/>
-                <w:bCs w:val="1"/>
-                <w:color w:val="000000"/>
-                <w:sz w:val="20"/>
-                <w:szCs w:val="20"/>
-              </w:rPr>
-            </w:pPr>
-            <w:r>
-              <w:rPr>
-                <w:rFonts w:ascii="Arial" w:cs="Arial" w:eastAsia="Arial" w:hAnsi="Arial"/>
-                <w:b w:val="1"/>
-                <w:bCs w:val="1"/>
-                <w:color w:val="000000"/>
-                <w:sz w:val="20"/>
-                <w:szCs w:val="20"/>
-                <w:rtl w:val="0"/>
-              </w:rPr>
-              <w:t xml:space="preserve">Comunicación:</w:t>
-            </w:r>
-          </w:p>
-          <w:p>
-            <w:pPr>
-              <w:jc w:val="both"/>
-              <w:rPr>
-                <w:rFonts w:ascii="Arial" w:cs="Arial" w:eastAsia="Arial" w:hAnsi="Arial"/>
-                <w:color w:val="000000"/>
-                <w:sz w:val="20"/>
-                <w:szCs w:val="20"/>
-              </w:rPr>
-            </w:pPr>
-            <w:r>
-              <w:rPr>
-                <w:rtl w:val="0"/>
-              </w:rPr>
-            </w:r>
-          </w:p>
-          <w:p>
-            <w:pPr>
-              <w:jc w:val="both"/>
-              <w:rPr>
-                <w:rFonts w:ascii="Arial" w:cs="Arial" w:eastAsia="Arial" w:hAnsi="Arial"/>
-                <w:color w:val="000000"/>
-                <w:sz w:val="20"/>
-                <w:szCs w:val="20"/>
-              </w:rPr>
-            </w:pPr>
-            <w:r>
-              <w:rPr>
-                <w:color w:val="666666"/>
-                <w:rtl w:val="0"/>
-              </w:rPr>
-              <w:t xml:space="preserve">Elija un elemento.</w:t>
-            </w:r>
-            <w:r>
-              <w:rPr>
-                <w:rtl w:val="0"/>
-              </w:rPr>
-            </w:r>
-          </w:p>
-          <w:p>
-            <w:pPr>
-              <w:jc w:val="both"/>
-              <w:rPr>
-                <w:rFonts w:ascii="Arial" w:cs="Arial" w:eastAsia="Arial" w:hAnsi="Arial"/>
-                <w:color w:val="000000"/>
-                <w:sz w:val="20"/>
-                <w:szCs w:val="20"/>
-              </w:rPr>
-            </w:pPr>
-            <w:r>
-              <w:rPr>
-                <w:rtl w:val="0"/>
-              </w:rPr>
-            </w:r>
-          </w:p>
-          <w:p>
-            <w:pPr>
-              <w:jc w:val="both"/>
-              <w:rPr>
-                <w:rFonts w:ascii="Arial" w:cs="Arial" w:eastAsia="Arial" w:hAnsi="Arial"/>
-                <w:b w:val="1"/>
-                <w:bCs w:val="1"/>
-                <w:color w:val="000000"/>
-                <w:sz w:val="20"/>
-                <w:szCs w:val="20"/>
-              </w:rPr>
-            </w:pPr>
-            <w:r>
-              <w:rPr>
-                <w:rFonts w:ascii="Arial" w:cs="Arial" w:eastAsia="Arial" w:hAnsi="Arial"/>
-                <w:b w:val="1"/>
-                <w:bCs w:val="1"/>
-                <w:color w:val="000000"/>
-                <w:sz w:val="20"/>
-                <w:szCs w:val="20"/>
-                <w:rtl w:val="0"/>
-              </w:rPr>
-              <w:t xml:space="preserve">Tiempo:</w:t>
-            </w:r>
-          </w:p>
-          <w:p>
-            <w:pPr>
-              <w:jc w:val="both"/>
-              <w:rPr>
-                <w:rFonts w:ascii="Arial" w:cs="Arial" w:eastAsia="Arial" w:hAnsi="Arial"/>
-                <w:b w:val="1"/>
-                <w:bCs w:val="1"/>
-                <w:color w:val="000000"/>
-                <w:sz w:val="20"/>
-                <w:szCs w:val="20"/>
-                <w:u w:val="single"/>
-              </w:rPr>
-            </w:pPr>
-            <w:r>
-              <w:rPr>
-                <w:rtl w:val="0"/>
-              </w:rPr>
-            </w:r>
-          </w:p>
-          <w:p>
-            <w:pPr>
-              <w:jc w:val="both"/>
-              <w:rPr>
-                <w:rFonts w:ascii="Arial" w:cs="Arial" w:eastAsia="Arial" w:hAnsi="Arial"/>
-                <w:color w:val="000000"/>
-                <w:sz w:val="20"/>
-                <w:szCs w:val="20"/>
-              </w:rPr>
-            </w:pPr>
-            <w:r>
-              <w:rPr>
-                <w:color w:val="666666"/>
-                <w:rtl w:val="0"/>
-              </w:rPr>
-              <w:t xml:space="preserve">Elija un elemento.</w:t>
-            </w:r>
-            <w:r>
-              <w:rPr>
-                <w:rtl w:val="0"/>
-              </w:rPr>
-            </w:r>
-          </w:p>
-          <w:p>
-            <w:pPr>
-              <w:jc w:val="both"/>
-              <w:rPr>
-                <w:rFonts w:ascii="Arial" w:cs="Arial" w:eastAsia="Arial" w:hAnsi="Arial"/>
-                <w:b w:val="1"/>
-                <w:bCs w:val="1"/>
-                <w:color w:val="000000"/>
-                <w:sz w:val="20"/>
-                <w:szCs w:val="20"/>
-              </w:rPr>
-            </w:pPr>
-            <w:r>
-              <w:rPr>
-                <w:rtl w:val="0"/>
-              </w:rPr>
-            </w:r>
-          </w:p>
-          <w:p>
-            <w:pPr>
-              <w:jc w:val="both"/>
-              <w:rPr>
-                <w:rFonts w:ascii="Arial" w:cs="Arial" w:eastAsia="Arial" w:hAnsi="Arial"/>
-                <w:b w:val="1"/>
-                <w:bCs w:val="1"/>
-                <w:color w:val="000000"/>
-                <w:sz w:val="20"/>
-                <w:szCs w:val="20"/>
-              </w:rPr>
-            </w:pPr>
-            <w:r>
-              <w:rPr>
-                <w:rtl w:val="0"/>
-              </w:rPr>
-            </w:r>
-          </w:p>
-          <w:p>
-            <w:pPr>
-              <w:jc w:val="both"/>
-              <w:rPr>
-                <w:rFonts w:ascii="Arial" w:cs="Arial" w:eastAsia="Arial" w:hAnsi="Arial"/>
-                <w:b w:val="1"/>
-                <w:bCs w:val="1"/>
-                <w:color w:val="000000"/>
-                <w:sz w:val="20"/>
-                <w:szCs w:val="20"/>
-              </w:rPr>
-            </w:pPr>
-            <w:r>
-              <w:rPr>
-                <w:rFonts w:ascii="Arial" w:cs="Arial" w:eastAsia="Arial" w:hAnsi="Arial"/>
-                <w:b w:val="1"/>
-                <w:bCs w:val="1"/>
-                <w:color w:val="000000"/>
-                <w:sz w:val="20"/>
-                <w:szCs w:val="20"/>
-                <w:rtl w:val="0"/>
-              </w:rPr>
-              <w:t xml:space="preserve">Espacio:</w:t>
-            </w:r>
-          </w:p>
-          <w:p>
-            <w:pPr>
-              <w:jc w:val="both"/>
-              <w:rPr>
-                <w:rFonts w:ascii="Arial" w:cs="Arial" w:eastAsia="Arial" w:hAnsi="Arial"/>
-                <w:b w:val="1"/>
-                <w:bCs w:val="1"/>
-                <w:color w:val="000000"/>
-                <w:sz w:val="20"/>
-                <w:szCs w:val="20"/>
-              </w:rPr>
-            </w:pPr>
-            <w:r>
-              <w:rPr>
-                <w:rtl w:val="0"/>
-              </w:rPr>
-            </w:r>
-          </w:p>
-          <w:p>
-            <w:pPr>
-              <w:jc w:val="both"/>
-              <w:rPr>
-                <w:rFonts w:ascii="Arial" w:cs="Arial" w:eastAsia="Arial" w:hAnsi="Arial"/>
-                <w:b w:val="1"/>
-                <w:bCs w:val="1"/>
-                <w:color w:val="000000"/>
-                <w:sz w:val="20"/>
-                <w:szCs w:val="20"/>
-              </w:rPr>
-            </w:pPr>
-            <w:r>
-              <w:rPr>
-                <w:rtl w:val="0"/>
-              </w:rPr>
-            </w:r>
-          </w:p>
-          <w:p>
-            <w:pPr>
-              <w:jc w:val="both"/>
-              <w:rPr>
-                <w:rFonts w:ascii="Arial" w:cs="Arial" w:eastAsia="Arial" w:hAnsi="Arial"/>
-                <w:b w:val="1"/>
-                <w:bCs w:val="1"/>
-                <w:color w:val="000000"/>
-                <w:sz w:val="20"/>
-                <w:szCs w:val="20"/>
-              </w:rPr>
-            </w:pPr>
-            <w:r>
-              <w:rPr>
-                <w:color w:val="666666"/>
-                <w:rtl w:val="0"/>
-              </w:rPr>
-              <w:t xml:space="preserve">Elija un elemento.</w:t>
-            </w:r>
+                <w:b w:val="1"/>
+                <w:bCs w:val="1"/>
+                <w:color w:val="000000"/>
+                <w:sz w:val="20"/>
+                <w:szCs w:val="20"/>
+              </w:rPr>
+            </w:pPr>
             <w:r>
               <w:rPr>
                 <w:rtl w:val="0"/>
@@ -3226,6 +3090,17 @@
                 <w:szCs w:val="20"/>
               </w:rPr>
             </w:pPr>
+            <w:r>
+              <w:rPr>
+                <w:rFonts w:ascii="Arial" w:cs="Arial" w:eastAsia="Arial" w:hAnsi="Arial"/>
+                <w:b w:val="1"/>
+                <w:bCs w:val="1"/>
+                <w:sz w:val="20"/>
+                <w:szCs w:val="20"/>
+                <w:rtl w:val="0"/>
+              </w:rPr>
+              <w:t xml:space="preserve">OBSERVACIONES</w:t>
+            </w:r>
             <w:r>
               <w:rPr>
                 <w:rtl w:val="0"/>
@@ -3301,7 +3176,7 @@
                 <w:u w:val="single"/>
                 <w:rtl w:val="0"/>
               </w:rPr>
-              <w:t xml:space="preserve">SEGUNDO PERIODO:  </w:t>
+              <w:t xml:space="preserve">SEGUNDO PERIODO  </w:t>
             </w:r>
           </w:p>
         </w:tc>
@@ -3313,7 +3188,432 @@
                 <w:rFonts w:ascii="Arial" w:cs="Arial" w:eastAsia="Arial" w:hAnsi="Arial"/>
                 <w:b w:val="1"/>
                 <w:bCs w:val="1"/>
-                <w:color w:val="000000"/>
+                <w:sz w:val="20"/>
+                <w:szCs w:val="20"/>
+              </w:rPr>
+            </w:pPr>
+            <w:r>
+              <w:rPr>
+                <w:rFonts w:ascii="Arial" w:cs="Arial" w:eastAsia="Arial" w:hAnsi="Arial"/>
+                <w:b w:val="1"/>
+                <w:bCs w:val="1"/>
+                <w:sz w:val="20"/>
+                <w:szCs w:val="20"/>
+                <w:rtl w:val="0"/>
+              </w:rPr>
+              <w:t xml:space="preserve">BARRERAS ACTITUDINALES</w:t>
+            </w:r>
+          </w:p>
+          <w:p>
+            <w:pPr>
+              <w:rPr>
+                <w:rFonts w:ascii="Arial" w:cs="Arial" w:eastAsia="Arial" w:hAnsi="Arial"/>
+                <w:b w:val="1"/>
+                <w:bCs w:val="1"/>
+                <w:sz w:val="20"/>
+                <w:szCs w:val="20"/>
+              </w:rPr>
+            </w:pPr>
+            <w:r>
+              <w:rPr>
+                <w:rtl w:val="0"/>
+              </w:rPr>
+            </w:r>
+          </w:p>
+          <w:p>
+            <w:pPr>
+              <w:rPr>
+                <w:rFonts w:ascii="Arial" w:cs="Arial" w:eastAsia="Arial" w:hAnsi="Arial"/>
+                <w:b w:val="1"/>
+                <w:bCs w:val="1"/>
+                <w:sz w:val="20"/>
+                <w:szCs w:val="20"/>
+              </w:rPr>
+            </w:pPr>
+            <w:r>
+              <w:rPr>
+                <w:rFonts w:ascii="Arial" w:cs="Arial" w:eastAsia="Arial" w:hAnsi="Arial"/>
+                <w:b w:val="1"/>
+                <w:bCs w:val="1"/>
+                <w:sz w:val="20"/>
+                <w:szCs w:val="20"/>
+                <w:rtl w:val="0"/>
+              </w:rPr>
+              <w:t xml:space="preserve">FAMILIA:</w:t>
+            </w:r>
+          </w:p>
+          <w:p>
+            <w:pPr>
+              <w:rPr>
+                <w:rFonts w:ascii="Arial" w:cs="Arial" w:eastAsia="Arial" w:hAnsi="Arial"/>
+                <w:sz w:val="20"/>
+                <w:szCs w:val="20"/>
+              </w:rPr>
+            </w:pPr>
+            <w:r>
+              <w:rPr>
+                <w:rtl w:val="0"/>
+              </w:rPr>
+            </w:r>
+          </w:p>
+          <w:p>
+            <w:pPr>
+              <w:rPr>
+                <w:rFonts w:ascii="Arial" w:cs="Arial" w:eastAsia="Arial" w:hAnsi="Arial"/>
+                <w:sz w:val="20"/>
+                <w:szCs w:val="20"/>
+              </w:rPr>
+            </w:pPr>
+            <w:r>
+              <w:rPr>
+                <w:rtl w:val="0"/>
+              </w:rPr>
+            </w:r>
+          </w:p>
+          <w:p>
+            <w:pPr>
+              <w:rPr>
+                <w:rFonts w:ascii="Arial" w:cs="Arial" w:eastAsia="Arial" w:hAnsi="Arial"/>
+                <w:sz w:val="20"/>
+                <w:szCs w:val="20"/>
+              </w:rPr>
+            </w:pPr>
+            <w:r>
+              <w:rPr>
+                <w:rtl w:val="0"/>
+              </w:rPr>
+            </w:r>
+          </w:p>
+          <w:p>
+            <w:pPr>
+              <w:rPr>
+                <w:rFonts w:ascii="Arial" w:cs="Arial" w:eastAsia="Arial" w:hAnsi="Arial"/>
+                <w:b w:val="1"/>
+                <w:bCs w:val="1"/>
+                <w:sz w:val="20"/>
+                <w:szCs w:val="20"/>
+              </w:rPr>
+            </w:pPr>
+            <w:r>
+              <w:rPr>
+                <w:rFonts w:ascii="Arial" w:cs="Arial" w:eastAsia="Arial" w:hAnsi="Arial"/>
+                <w:b w:val="1"/>
+                <w:bCs w:val="1"/>
+                <w:sz w:val="20"/>
+                <w:szCs w:val="20"/>
+                <w:rtl w:val="0"/>
+              </w:rPr>
+              <w:t xml:space="preserve">DOCENTE:</w:t>
+            </w:r>
+          </w:p>
+          <w:p>
+            <w:pPr>
+              <w:rPr>
+                <w:rFonts w:ascii="Arial" w:cs="Arial" w:eastAsia="Arial" w:hAnsi="Arial"/>
+                <w:sz w:val="20"/>
+                <w:szCs w:val="20"/>
+              </w:rPr>
+            </w:pPr>
+            <w:r>
+              <w:rPr>
+                <w:rtl w:val="0"/>
+              </w:rPr>
+            </w:r>
+          </w:p>
+          <w:p>
+            <w:pPr>
+              <w:rPr>
+                <w:rFonts w:ascii="Arial" w:cs="Arial" w:eastAsia="Arial" w:hAnsi="Arial"/>
+                <w:sz w:val="20"/>
+                <w:szCs w:val="20"/>
+              </w:rPr>
+            </w:pPr>
+            <w:r>
+              <w:rPr>
+                <w:rtl w:val="0"/>
+              </w:rPr>
+            </w:r>
+          </w:p>
+          <w:p>
+            <w:pPr>
+              <w:rPr>
+                <w:rFonts w:ascii="Arial" w:cs="Arial" w:eastAsia="Arial" w:hAnsi="Arial"/>
+                <w:sz w:val="20"/>
+                <w:szCs w:val="20"/>
+              </w:rPr>
+            </w:pPr>
+            <w:r>
+              <w:rPr>
+                <w:rtl w:val="0"/>
+              </w:rPr>
+            </w:r>
+          </w:p>
+          <w:p>
+            <w:pPr>
+              <w:rPr>
+                <w:rFonts w:ascii="Arial" w:cs="Arial" w:eastAsia="Arial" w:hAnsi="Arial"/>
+                <w:b w:val="1"/>
+                <w:bCs w:val="1"/>
+                <w:sz w:val="20"/>
+                <w:szCs w:val="20"/>
+              </w:rPr>
+            </w:pPr>
+            <w:r>
+              <w:rPr>
+                <w:rFonts w:ascii="Arial" w:cs="Arial" w:eastAsia="Arial" w:hAnsi="Arial"/>
+                <w:b w:val="1"/>
+                <w:bCs w:val="1"/>
+                <w:sz w:val="20"/>
+                <w:szCs w:val="20"/>
+                <w:rtl w:val="0"/>
+              </w:rPr>
+              <w:t xml:space="preserve">BARRERAS CURRICULARES</w:t>
+            </w:r>
+          </w:p>
+          <w:p>
+            <w:pPr>
+              <w:rPr>
+                <w:rFonts w:ascii="Arial" w:cs="Arial" w:eastAsia="Arial" w:hAnsi="Arial"/>
+                <w:sz w:val="20"/>
+                <w:szCs w:val="20"/>
+              </w:rPr>
+            </w:pPr>
+            <w:r>
+              <w:rPr>
+                <w:rtl w:val="0"/>
+              </w:rPr>
+            </w:r>
+          </w:p>
+          <w:p>
+            <w:pPr>
+              <w:rPr>
+                <w:rFonts w:ascii="Arial" w:cs="Arial" w:eastAsia="Arial" w:hAnsi="Arial"/>
+                <w:sz w:val="20"/>
+                <w:szCs w:val="20"/>
+              </w:rPr>
+            </w:pPr>
+            <w:r>
+              <w:rPr>
+                <w:rtl w:val="0"/>
+              </w:rPr>
+            </w:r>
+          </w:p>
+          <w:p>
+            <w:pPr>
+              <w:rPr>
+                <w:rFonts w:ascii="Arial" w:cs="Arial" w:eastAsia="Arial" w:hAnsi="Arial"/>
+                <w:sz w:val="20"/>
+                <w:szCs w:val="20"/>
+              </w:rPr>
+            </w:pPr>
+            <w:r>
+              <w:rPr>
+                <w:rtl w:val="0"/>
+              </w:rPr>
+            </w:r>
+          </w:p>
+          <w:p>
+            <w:pPr>
+              <w:rPr>
+                <w:rFonts w:ascii="Arial" w:cs="Arial" w:eastAsia="Arial" w:hAnsi="Arial"/>
+                <w:b w:val="1"/>
+                <w:bCs w:val="1"/>
+                <w:sz w:val="20"/>
+                <w:szCs w:val="20"/>
+              </w:rPr>
+            </w:pPr>
+            <w:r>
+              <w:rPr>
+                <w:rFonts w:ascii="Arial" w:cs="Arial" w:eastAsia="Arial" w:hAnsi="Arial"/>
+                <w:b w:val="1"/>
+                <w:bCs w:val="1"/>
+                <w:sz w:val="20"/>
+                <w:szCs w:val="20"/>
+                <w:rtl w:val="0"/>
+              </w:rPr>
+              <w:t xml:space="preserve">BARRERA DIDÁCTICA</w:t>
+            </w:r>
+          </w:p>
+          <w:p>
+            <w:pPr>
+              <w:rPr>
+                <w:rFonts w:ascii="Arial" w:cs="Arial" w:eastAsia="Arial" w:hAnsi="Arial"/>
+                <w:sz w:val="20"/>
+                <w:szCs w:val="20"/>
+              </w:rPr>
+            </w:pPr>
+            <w:r>
+              <w:rPr>
+                <w:rtl w:val="0"/>
+              </w:rPr>
+            </w:r>
+          </w:p>
+          <w:p>
+            <w:pPr>
+              <w:ind w:left="33" w:firstLine="0"/>
+              <w:rPr>
+                <w:rFonts w:ascii="Arial" w:cs="Arial" w:eastAsia="Arial" w:hAnsi="Arial"/>
+                <w:sz w:val="20"/>
+                <w:szCs w:val="20"/>
+              </w:rPr>
+            </w:pPr>
+            <w:r>
+              <w:rPr>
+                <w:rtl w:val="0"/>
+              </w:rPr>
+            </w:r>
+          </w:p>
+          <w:p>
+            <w:pPr>
+              <w:rPr>
+                <w:b w:val="1"/>
+                <w:bCs w:val="1"/>
+                <w:sz w:val="20"/>
+                <w:szCs w:val="20"/>
+              </w:rPr>
+            </w:pPr>
+            <w:r>
+              <w:rPr>
+                <w:rtl w:val="0"/>
+              </w:rPr>
+            </w:r>
+          </w:p>
+          <w:p>
+            <w:pPr>
+              <w:rPr>
+                <w:rFonts w:ascii="Arial" w:cs="Arial" w:eastAsia="Arial" w:hAnsi="Arial"/>
+                <w:b w:val="1"/>
+                <w:bCs w:val="1"/>
+                <w:sz w:val="20"/>
+                <w:szCs w:val="20"/>
+              </w:rPr>
+            </w:pPr>
+            <w:r>
+              <w:rPr>
+                <w:rtl w:val="0"/>
+              </w:rPr>
+            </w:r>
+          </w:p>
+          <w:p>
+            <w:pPr>
+              <w:rPr>
+                <w:rFonts w:ascii="Arial" w:cs="Arial" w:eastAsia="Arial" w:hAnsi="Arial"/>
+                <w:sz w:val="20"/>
+                <w:szCs w:val="20"/>
+              </w:rPr>
+            </w:pPr>
+            <w:r>
+              <w:rPr>
+                <w:rtl w:val="0"/>
+              </w:rPr>
+            </w:r>
+          </w:p>
+          <w:p>
+            <w:pPr>
+              <w:rPr>
+                <w:rFonts w:ascii="Arial" w:cs="Arial" w:eastAsia="Arial" w:hAnsi="Arial"/>
+                <w:b w:val="1"/>
+                <w:bCs w:val="1"/>
+                <w:sz w:val="20"/>
+                <w:szCs w:val="20"/>
+              </w:rPr>
+            </w:pPr>
+            <w:r>
+              <w:rPr>
+                <w:rFonts w:ascii="Arial" w:cs="Arial" w:eastAsia="Arial" w:hAnsi="Arial"/>
+                <w:b w:val="1"/>
+                <w:bCs w:val="1"/>
+                <w:sz w:val="20"/>
+                <w:szCs w:val="20"/>
+                <w:rtl w:val="0"/>
+              </w:rPr>
+              <w:t xml:space="preserve">BARRERAS COMUNICATIVAS</w:t>
+            </w:r>
+          </w:p>
+          <w:p>
+            <w:pPr>
+              <w:rPr>
+                <w:rFonts w:ascii="Arial" w:cs="Arial" w:eastAsia="Arial" w:hAnsi="Arial"/>
+                <w:sz w:val="20"/>
+                <w:szCs w:val="20"/>
+              </w:rPr>
+            </w:pPr>
+            <w:r>
+              <w:rPr>
+                <w:rtl w:val="0"/>
+              </w:rPr>
+            </w:r>
+          </w:p>
+          <w:p>
+            <w:pPr>
+              <w:rPr>
+                <w:rFonts w:ascii="Arial" w:cs="Arial" w:eastAsia="Arial" w:hAnsi="Arial"/>
+                <w:sz w:val="20"/>
+                <w:szCs w:val="20"/>
+              </w:rPr>
+            </w:pPr>
+            <w:r>
+              <w:rPr>
+                <w:rtl w:val="0"/>
+              </w:rPr>
+            </w:r>
+          </w:p>
+          <w:p>
+            <w:pPr>
+              <w:rPr>
+                <w:rFonts w:ascii="Arial" w:cs="Arial" w:eastAsia="Arial" w:hAnsi="Arial"/>
+                <w:sz w:val="20"/>
+                <w:szCs w:val="20"/>
+              </w:rPr>
+            </w:pPr>
+            <w:r>
+              <w:rPr>
+                <w:rtl w:val="0"/>
+              </w:rPr>
+            </w:r>
+          </w:p>
+          <w:p>
+            <w:pPr>
+              <w:rPr>
+                <w:rFonts w:ascii="Arial" w:cs="Arial" w:eastAsia="Arial" w:hAnsi="Arial"/>
+                <w:sz w:val="20"/>
+                <w:szCs w:val="20"/>
+              </w:rPr>
+            </w:pPr>
+            <w:r>
+              <w:rPr>
+                <w:rtl w:val="0"/>
+              </w:rPr>
+            </w:r>
+          </w:p>
+          <w:p>
+            <w:pPr>
+              <w:rPr>
+                <w:rFonts w:ascii="Arial" w:cs="Arial" w:eastAsia="Arial" w:hAnsi="Arial"/>
+                <w:b w:val="1"/>
+                <w:bCs w:val="1"/>
+                <w:sz w:val="20"/>
+                <w:szCs w:val="20"/>
+              </w:rPr>
+            </w:pPr>
+            <w:r>
+              <w:rPr>
+                <w:rFonts w:ascii="Arial" w:cs="Arial" w:eastAsia="Arial" w:hAnsi="Arial"/>
+                <w:b w:val="1"/>
+                <w:bCs w:val="1"/>
+                <w:sz w:val="20"/>
+                <w:szCs w:val="20"/>
+                <w:rtl w:val="0"/>
+              </w:rPr>
+              <w:t xml:space="preserve">BARRERAS FISICAS</w:t>
+            </w:r>
+          </w:p>
+          <w:p>
+            <w:pPr>
+              <w:rPr>
+                <w:rFonts w:ascii="Arial" w:cs="Arial" w:eastAsia="Arial" w:hAnsi="Arial"/>
+                <w:b w:val="1"/>
+                <w:bCs w:val="1"/>
                 <w:sz w:val="20"/>
                 <w:szCs w:val="20"/>
               </w:rPr>
@@ -3494,7 +3794,6 @@
           </w:p>
           <w:p>
             <w:pPr>
-              <w:jc w:val="both"/>
               <w:rPr>
                 <w:rFonts w:ascii="Arial" w:cs="Arial" w:eastAsia="Arial" w:hAnsi="Arial"/>
                 <w:i w:val="1"/>
@@ -3506,26 +3805,19 @@
             </w:pPr>
             <w:r>
               <w:rPr>
+                <w:rtl w:val="0"/>
+              </w:rPr>
+            </w:r>
+          </w:p>
+          <w:p>
+            <w:pPr>
+              <w:rPr>
                 <w:rFonts w:ascii="Arial" w:cs="Arial" w:eastAsia="Arial" w:hAnsi="Arial"/>
                 <w:i w:val="1"/>
                 <w:iCs w:val="1"/>
                 <w:color w:val="747474"/>
                 <w:sz w:val="18"/>
                 <w:szCs w:val="18"/>
-                <w:rtl w:val="0"/>
-              </w:rPr>
-              <w:t xml:space="preserve">Nota: La cantidad de objetivos se dan de acuerdo con las características del estudiante y que contribuyan en el desarrollo de sus habilidades para su proyecto de vida.</w:t>
-            </w:r>
-          </w:p>
-          <w:p>
-            <w:pPr>
-              <w:rPr>
-                <w:rFonts w:ascii="Arial" w:cs="Arial" w:eastAsia="Arial" w:hAnsi="Arial"/>
-                <w:b w:val="1"/>
-                <w:bCs w:val="1"/>
-                <w:color w:val="747474"/>
-                <w:sz w:val="20"/>
-                <w:szCs w:val="20"/>
               </w:rPr>
             </w:pPr>
             <w:r>
@@ -3659,73 +3951,236 @@
             </w:pPr>
             <w:r>
               <w:rPr>
-                <w:color w:val="666666"/>
-                <w:rtl w:val="0"/>
-              </w:rPr>
-              <w:t xml:space="preserve">Elija un elemento.</w:t>
-            </w:r>
-            <w:r>
-              <w:rPr>
-                <w:rtl w:val="0"/>
-              </w:rPr>
-            </w:r>
-          </w:p>
-          <w:p>
-            <w:pPr>
-              <w:rPr>
-                <w:rFonts w:ascii="Arial" w:cs="Arial" w:eastAsia="Arial" w:hAnsi="Arial"/>
-                <w:b w:val="1"/>
-                <w:bCs w:val="1"/>
-                <w:color w:val="000000"/>
-                <w:sz w:val="20"/>
-                <w:szCs w:val="20"/>
-              </w:rPr>
-            </w:pPr>
-            <w:r>
-              <w:rPr>
-                <w:rtl w:val="0"/>
-              </w:rPr>
-            </w:r>
-          </w:p>
-          <w:p>
-            <w:pPr>
-              <w:rPr>
-                <w:rFonts w:ascii="Arial" w:cs="Arial" w:eastAsia="Arial" w:hAnsi="Arial"/>
-                <w:b w:val="1"/>
-                <w:bCs w:val="1"/>
-                <w:color w:val="000000"/>
-                <w:sz w:val="20"/>
-                <w:szCs w:val="20"/>
-              </w:rPr>
-            </w:pPr>
-            <w:r>
-              <w:rPr>
-                <w:color w:val="666666"/>
-                <w:rtl w:val="0"/>
-              </w:rPr>
-              <w:t xml:space="preserve">Elija un elemento.</w:t>
-            </w:r>
-            <w:r>
-              <w:rPr>
-                <w:rtl w:val="0"/>
-              </w:rPr>
-            </w:r>
-          </w:p>
-          <w:p>
-            <w:pPr>
-              <w:rPr>
-                <w:rFonts w:ascii="Arial" w:cs="Arial" w:eastAsia="Arial" w:hAnsi="Arial"/>
-                <w:b w:val="1"/>
-                <w:bCs w:val="1"/>
-                <w:color w:val="000000"/>
-                <w:sz w:val="20"/>
-                <w:szCs w:val="20"/>
-              </w:rPr>
-            </w:pPr>
-            <w:r>
-              <w:rPr>
-                <w:rtl w:val="0"/>
-              </w:rPr>
+                <w:rtl w:val="0"/>
+              </w:rPr>
+            </w:r>
+          </w:p>
+          <w:p>
+            <w:pPr>
+              <w:rPr>
+                <w:rFonts w:ascii="Arial" w:cs="Arial" w:eastAsia="Arial" w:hAnsi="Arial"/>
+                <w:b w:val="1"/>
+                <w:bCs w:val="1"/>
+                <w:color w:val="000000"/>
+                <w:sz w:val="20"/>
+                <w:szCs w:val="20"/>
+              </w:rPr>
+            </w:pPr>
+            <w:r>
+              <w:rPr>
+                <w:rtl w:val="0"/>
+              </w:rPr>
+            </w:r>
+          </w:p>
+          <w:p>
+            <w:pPr>
+              <w:rPr>
+                <w:rFonts w:ascii="Arial" w:cs="Arial" w:eastAsia="Arial" w:hAnsi="Arial"/>
+                <w:b w:val="1"/>
+                <w:bCs w:val="1"/>
+                <w:color w:val="000000"/>
+                <w:sz w:val="20"/>
+                <w:szCs w:val="20"/>
+              </w:rPr>
+            </w:pPr>
+            <w:r>
+              <w:rPr>
+                <w:rtl w:val="0"/>
+              </w:rPr>
+            </w:r>
+          </w:p>
+          <w:p>
+            <w:pPr>
+              <w:rPr>
+                <w:rFonts w:ascii="Arial" w:cs="Arial" w:eastAsia="Arial" w:hAnsi="Arial"/>
+                <w:b w:val="1"/>
+                <w:bCs w:val="1"/>
+                <w:color w:val="000000"/>
+                <w:sz w:val="20"/>
+                <w:szCs w:val="20"/>
+              </w:rPr>
+            </w:pPr>
+            <w:r>
+              <w:rPr>
+                <w:rtl w:val="0"/>
+              </w:rPr>
+            </w:r>
+          </w:p>
+          <w:p>
+            <w:pPr>
+              <w:rPr>
+                <w:rFonts w:ascii="Arial" w:cs="Arial" w:eastAsia="Arial" w:hAnsi="Arial"/>
+                <w:b w:val="1"/>
+                <w:bCs w:val="1"/>
+                <w:color w:val="000000"/>
+                <w:sz w:val="20"/>
+                <w:szCs w:val="20"/>
+              </w:rPr>
+            </w:pPr>
+            <w:r>
+              <w:rPr>
+                <w:rtl w:val="0"/>
+              </w:rPr>
+            </w:r>
+          </w:p>
+          <w:p>
+            <w:pPr>
+              <w:rPr>
+                <w:rFonts w:ascii="Arial" w:cs="Arial" w:eastAsia="Arial" w:hAnsi="Arial"/>
+                <w:b w:val="1"/>
+                <w:bCs w:val="1"/>
+                <w:color w:val="000000"/>
+                <w:sz w:val="20"/>
+                <w:szCs w:val="20"/>
+              </w:rPr>
+            </w:pPr>
+            <w:r>
+              <w:rPr>
+                <w:rtl w:val="0"/>
+              </w:rPr>
+            </w:r>
+          </w:p>
+          <w:p>
+            <w:pPr>
+              <w:rPr>
+                <w:rFonts w:ascii="Arial" w:cs="Arial" w:eastAsia="Arial" w:hAnsi="Arial"/>
+                <w:b w:val="1"/>
+                <w:bCs w:val="1"/>
+                <w:color w:val="000000"/>
+                <w:sz w:val="20"/>
+                <w:szCs w:val="20"/>
+              </w:rPr>
+            </w:pPr>
+            <w:r>
+              <w:rPr>
+                <w:rFonts w:ascii="Arial" w:cs="Arial" w:eastAsia="Arial" w:hAnsi="Arial"/>
+                <w:b w:val="1"/>
+                <w:bCs w:val="1"/>
+                <w:color w:val="000000"/>
+                <w:sz w:val="20"/>
+                <w:szCs w:val="20"/>
+                <w:rtl w:val="0"/>
+              </w:rPr>
+              <w:t xml:space="preserve">Ajuste en Comunicación:</w:t>
+            </w:r>
+          </w:p>
+          <w:p>
+            <w:pPr>
+              <w:rPr>
+                <w:rFonts w:ascii="Arial" w:cs="Arial" w:eastAsia="Arial" w:hAnsi="Arial"/>
+                <w:b w:val="1"/>
+                <w:bCs w:val="1"/>
+                <w:color w:val="000000"/>
+                <w:sz w:val="20"/>
+                <w:szCs w:val="20"/>
+                <w:u w:val="single"/>
+              </w:rPr>
+            </w:pPr>
+            <w:r>
+              <w:rPr>
+                <w:rtl w:val="0"/>
+              </w:rPr>
+            </w:r>
+          </w:p>
+          <w:p>
+            <w:pPr>
+              <w:rPr>
+                <w:rFonts w:ascii="Arial" w:cs="Arial" w:eastAsia="Arial" w:hAnsi="Arial"/>
+                <w:color w:val="000000"/>
+                <w:sz w:val="20"/>
+                <w:szCs w:val="20"/>
+              </w:rPr>
+            </w:pPr>
+            <w:r>
+              <w:rPr>
+                <w:rtl w:val="0"/>
+              </w:rPr>
+            </w:r>
+          </w:p>
+          <w:p>
+            <w:pPr>
+              <w:rPr>
+                <w:rFonts w:ascii="Arial" w:cs="Arial" w:eastAsia="Arial" w:hAnsi="Arial"/>
+                <w:color w:val="000000"/>
+                <w:sz w:val="20"/>
+                <w:szCs w:val="20"/>
+              </w:rPr>
+            </w:pPr>
+            <w:r>
+              <w:rPr>
+                <w:rtl w:val="0"/>
+              </w:rPr>
+            </w:r>
+          </w:p>
+          <w:p>
+            <w:pPr>
+              <w:rPr>
+                <w:rFonts w:ascii="Arial" w:cs="Arial" w:eastAsia="Arial" w:hAnsi="Arial"/>
+                <w:color w:val="000000"/>
+                <w:sz w:val="20"/>
+                <w:szCs w:val="20"/>
+              </w:rPr>
+            </w:pPr>
+            <w:r>
+              <w:rPr>
+                <w:rtl w:val="0"/>
+              </w:rPr>
+            </w:r>
+          </w:p>
+          <w:p>
+            <w:pPr>
+              <w:rPr>
+                <w:rFonts w:ascii="Arial" w:cs="Arial" w:eastAsia="Arial" w:hAnsi="Arial"/>
+                <w:color w:val="000000"/>
+                <w:sz w:val="20"/>
+                <w:szCs w:val="20"/>
+              </w:rPr>
+            </w:pPr>
+            <w:r>
+              <w:rPr>
+                <w:rtl w:val="0"/>
+              </w:rPr>
+            </w:r>
+          </w:p>
+          <w:p>
+            <w:pPr>
+              <w:rPr>
+                <w:rFonts w:ascii="Arial" w:cs="Arial" w:eastAsia="Arial" w:hAnsi="Arial"/>
+                <w:color w:val="000000"/>
+                <w:sz w:val="20"/>
+                <w:szCs w:val="20"/>
+              </w:rPr>
+            </w:pPr>
+            <w:r>
+              <w:rPr>
+                <w:rtl w:val="0"/>
+              </w:rPr>
+            </w:r>
+          </w:p>
+          <w:p>
+            <w:pPr>
+              <w:rPr>
+                <w:rFonts w:ascii="Arial" w:cs="Arial" w:eastAsia="Arial" w:hAnsi="Arial"/>
+                <w:b w:val="1"/>
+                <w:bCs w:val="1"/>
+                <w:color w:val="000000"/>
+                <w:sz w:val="20"/>
+                <w:szCs w:val="20"/>
+                <w:u w:val="single"/>
+              </w:rPr>
+            </w:pPr>
+            <w:r>
+              <w:rPr>
+                <w:rFonts w:ascii="Arial" w:cs="Arial" w:eastAsia="Arial" w:hAnsi="Arial"/>
+                <w:b w:val="1"/>
+                <w:bCs w:val="1"/>
+                <w:color w:val="000000"/>
+                <w:sz w:val="20"/>
+                <w:szCs w:val="20"/>
+                <w:u w:val="single"/>
+                <w:rtl w:val="0"/>
+              </w:rPr>
+              <w:t xml:space="preserve">APOYOS PEDAGÓGICOS</w:t>
             </w:r>
           </w:p>
           <w:p>
@@ -3733,24 +4188,15 @@
               <w:jc w:val="both"/>
               <w:rPr>
                 <w:rFonts w:ascii="Arial" w:cs="Arial" w:eastAsia="Arial" w:hAnsi="Arial"/>
-                <w:i w:val="1"/>
-                <w:iCs w:val="1"/>
-                <w:color w:val="747474"/>
-                <w:sz w:val="18"/>
-                <w:szCs w:val="18"/>
-              </w:rPr>
-            </w:pPr>
-            <w:r>
-              <w:rPr>
-                <w:rFonts w:ascii="Arial" w:cs="Arial" w:eastAsia="Arial" w:hAnsi="Arial"/>
-                <w:i w:val="1"/>
-                <w:iCs w:val="1"/>
-                <w:color w:val="747474"/>
-                <w:sz w:val="18"/>
-                <w:szCs w:val="18"/>
-                <w:rtl w:val="0"/>
-              </w:rPr>
-              <w:t xml:space="preserve">(teniendo en cuenta las aclaraciones dadas en la valoración pedagógica </w:t>
+                <w:color w:val="000000"/>
+                <w:sz w:val="20"/>
+                <w:szCs w:val="20"/>
+              </w:rPr>
+            </w:pPr>
+            <w:r>
+              <w:rPr>
+                <w:rtl w:val="0"/>
+              </w:rPr>
             </w:r>
           </w:p>
           <w:p>
@@ -3758,86 +4204,346 @@
               <w:jc w:val="both"/>
               <w:rPr>
                 <w:rFonts w:ascii="Arial" w:cs="Arial" w:eastAsia="Arial" w:hAnsi="Arial"/>
-                <w:i w:val="1"/>
-                <w:iCs w:val="1"/>
-                <w:color w:val="747474"/>
-                <w:sz w:val="18"/>
-                <w:szCs w:val="18"/>
-              </w:rPr>
-            </w:pPr>
-            <w:r>
-              <w:rPr>
-                <w:rFonts w:ascii="Arial" w:cs="Arial" w:eastAsia="Arial" w:hAnsi="Arial"/>
-                <w:i w:val="1"/>
-                <w:iCs w:val="1"/>
-                <w:color w:val="747474"/>
-                <w:sz w:val="18"/>
-                <w:szCs w:val="18"/>
-                <w:rtl w:val="0"/>
-              </w:rPr>
-              <w:t xml:space="preserve">Se estable días y horas de permanencia)</w:t>
-            </w:r>
-          </w:p>
-          <w:p>
-            <w:pPr>
-              <w:rPr>
-                <w:rFonts w:ascii="Arial" w:cs="Arial" w:eastAsia="Arial" w:hAnsi="Arial"/>
-                <w:b w:val="1"/>
-                <w:bCs w:val="1"/>
-                <w:color w:val="000000"/>
-                <w:sz w:val="20"/>
-                <w:szCs w:val="20"/>
-              </w:rPr>
-            </w:pPr>
-            <w:r>
-              <w:rPr>
-                <w:rtl w:val="0"/>
-              </w:rPr>
-            </w:r>
-          </w:p>
-          <w:p>
-            <w:pPr>
-              <w:rPr>
-                <w:rFonts w:ascii="Arial" w:cs="Arial" w:eastAsia="Arial" w:hAnsi="Arial"/>
-                <w:b w:val="1"/>
-                <w:bCs w:val="1"/>
-                <w:color w:val="000000"/>
-                <w:sz w:val="20"/>
-                <w:szCs w:val="20"/>
-              </w:rPr>
-            </w:pPr>
-            <w:r>
-              <w:rPr>
-                <w:rtl w:val="0"/>
-              </w:rPr>
-            </w:r>
-          </w:p>
-          <w:p>
-            <w:pPr>
-              <w:rPr>
-                <w:rFonts w:ascii="Arial" w:cs="Arial" w:eastAsia="Arial" w:hAnsi="Arial"/>
-                <w:b w:val="1"/>
-                <w:bCs w:val="1"/>
-                <w:color w:val="000000"/>
-                <w:sz w:val="20"/>
-                <w:szCs w:val="20"/>
-              </w:rPr>
-            </w:pPr>
-            <w:r>
-              <w:rPr>
-                <w:rFonts w:ascii="Arial" w:cs="Arial" w:eastAsia="Arial" w:hAnsi="Arial"/>
-                <w:b w:val="1"/>
-                <w:bCs w:val="1"/>
-                <w:color w:val="000000"/>
-                <w:sz w:val="20"/>
-                <w:szCs w:val="20"/>
-                <w:rtl w:val="0"/>
-              </w:rPr>
-              <w:t xml:space="preserve">Ajuste en Comunicación:</w:t>
-            </w:r>
-          </w:p>
-          <w:p>
-            <w:pPr>
+                <w:b w:val="1"/>
+                <w:bCs w:val="1"/>
+                <w:color w:val="000000"/>
+                <w:sz w:val="20"/>
+                <w:szCs w:val="20"/>
+              </w:rPr>
+            </w:pPr>
+            <w:r>
+              <w:rPr>
+                <w:rFonts w:ascii="Arial" w:cs="Arial" w:eastAsia="Arial" w:hAnsi="Arial"/>
+                <w:b w:val="1"/>
+                <w:bCs w:val="1"/>
+                <w:color w:val="000000"/>
+                <w:sz w:val="20"/>
+                <w:szCs w:val="20"/>
+                <w:rtl w:val="0"/>
+              </w:rPr>
+              <w:t xml:space="preserve">Metodología:</w:t>
+            </w:r>
+          </w:p>
+          <w:p>
+            <w:pPr>
+              <w:jc w:val="both"/>
+              <w:rPr>
+                <w:rFonts w:ascii="Arial" w:cs="Arial" w:eastAsia="Arial" w:hAnsi="Arial"/>
+                <w:color w:val="000000"/>
+                <w:sz w:val="20"/>
+                <w:szCs w:val="20"/>
+              </w:rPr>
+            </w:pPr>
+            <w:r>
+              <w:rPr>
+                <w:rtl w:val="0"/>
+              </w:rPr>
+            </w:r>
+          </w:p>
+          <w:p>
+            <w:pPr>
+              <w:jc w:val="both"/>
+              <w:rPr>
+                <w:rFonts w:ascii="Arial" w:cs="Arial" w:eastAsia="Arial" w:hAnsi="Arial"/>
+                <w:color w:val="000000"/>
+                <w:sz w:val="20"/>
+                <w:szCs w:val="20"/>
+              </w:rPr>
+            </w:pPr>
+            <w:r>
+              <w:rPr>
+                <w:rtl w:val="0"/>
+              </w:rPr>
+            </w:r>
+          </w:p>
+          <w:p>
+            <w:pPr>
+              <w:jc w:val="both"/>
+              <w:rPr>
+                <w:rFonts w:ascii="Arial" w:cs="Arial" w:eastAsia="Arial" w:hAnsi="Arial"/>
+                <w:color w:val="000000"/>
+                <w:sz w:val="20"/>
+                <w:szCs w:val="20"/>
+              </w:rPr>
+            </w:pPr>
+            <w:r>
+              <w:rPr>
+                <w:rtl w:val="0"/>
+              </w:rPr>
+            </w:r>
+          </w:p>
+          <w:p>
+            <w:pPr>
+              <w:jc w:val="both"/>
+              <w:rPr>
+                <w:rFonts w:ascii="Arial" w:cs="Arial" w:eastAsia="Arial" w:hAnsi="Arial"/>
+                <w:color w:val="000000"/>
+                <w:sz w:val="20"/>
+                <w:szCs w:val="20"/>
+              </w:rPr>
+            </w:pPr>
+            <w:r>
+              <w:rPr>
+                <w:rtl w:val="0"/>
+              </w:rPr>
+            </w:r>
+          </w:p>
+          <w:p>
+            <w:pPr>
+              <w:jc w:val="both"/>
+              <w:rPr>
+                <w:rFonts w:ascii="Arial" w:cs="Arial" w:eastAsia="Arial" w:hAnsi="Arial"/>
+                <w:color w:val="000000"/>
+                <w:sz w:val="20"/>
+                <w:szCs w:val="20"/>
+              </w:rPr>
+            </w:pPr>
+            <w:r>
+              <w:rPr>
+                <w:rtl w:val="0"/>
+              </w:rPr>
+            </w:r>
+          </w:p>
+          <w:p>
+            <w:pPr>
+              <w:jc w:val="both"/>
+              <w:rPr>
+                <w:rFonts w:ascii="Arial" w:cs="Arial" w:eastAsia="Arial" w:hAnsi="Arial"/>
+                <w:color w:val="000000"/>
+                <w:sz w:val="20"/>
+                <w:szCs w:val="20"/>
+              </w:rPr>
+            </w:pPr>
+            <w:r>
+              <w:rPr>
+                <w:rtl w:val="0"/>
+              </w:rPr>
+            </w:r>
+          </w:p>
+          <w:p>
+            <w:pPr>
+              <w:jc w:val="both"/>
+              <w:rPr>
+                <w:rFonts w:ascii="Arial" w:cs="Arial" w:eastAsia="Arial" w:hAnsi="Arial"/>
+                <w:b w:val="1"/>
+                <w:bCs w:val="1"/>
+                <w:color w:val="000000"/>
+                <w:sz w:val="20"/>
+                <w:szCs w:val="20"/>
+              </w:rPr>
+            </w:pPr>
+            <w:r>
+              <w:rPr>
+                <w:rFonts w:ascii="Arial" w:cs="Arial" w:eastAsia="Arial" w:hAnsi="Arial"/>
+                <w:b w:val="1"/>
+                <w:bCs w:val="1"/>
+                <w:color w:val="000000"/>
+                <w:sz w:val="20"/>
+                <w:szCs w:val="20"/>
+                <w:rtl w:val="0"/>
+              </w:rPr>
+              <w:t xml:space="preserve">Recursos:</w:t>
+            </w:r>
+          </w:p>
+          <w:p>
+            <w:pPr>
+              <w:jc w:val="both"/>
+              <w:rPr>
+                <w:rFonts w:ascii="Arial" w:cs="Arial" w:eastAsia="Arial" w:hAnsi="Arial"/>
+                <w:color w:val="000000"/>
+                <w:sz w:val="20"/>
+                <w:szCs w:val="20"/>
+              </w:rPr>
+            </w:pPr>
+            <w:r>
+              <w:rPr>
+                <w:rtl w:val="0"/>
+              </w:rPr>
+            </w:r>
+          </w:p>
+          <w:p>
+            <w:pPr>
+              <w:jc w:val="both"/>
+              <w:rPr>
+                <w:rFonts w:ascii="Arial" w:cs="Arial" w:eastAsia="Arial" w:hAnsi="Arial"/>
+                <w:color w:val="000000"/>
+                <w:sz w:val="20"/>
+                <w:szCs w:val="20"/>
+              </w:rPr>
+            </w:pPr>
+            <w:r>
+              <w:rPr>
+                <w:rtl w:val="0"/>
+              </w:rPr>
+            </w:r>
+          </w:p>
+          <w:p>
+            <w:pPr>
+              <w:jc w:val="both"/>
+              <w:rPr>
+                <w:rFonts w:ascii="Arial" w:cs="Arial" w:eastAsia="Arial" w:hAnsi="Arial"/>
+                <w:color w:val="000000"/>
+                <w:sz w:val="20"/>
+                <w:szCs w:val="20"/>
+              </w:rPr>
+            </w:pPr>
+            <w:r>
+              <w:rPr>
+                <w:rtl w:val="0"/>
+              </w:rPr>
+            </w:r>
+          </w:p>
+          <w:p>
+            <w:pPr>
+              <w:jc w:val="both"/>
+              <w:rPr>
+                <w:rFonts w:ascii="Arial" w:cs="Arial" w:eastAsia="Arial" w:hAnsi="Arial"/>
+                <w:color w:val="000000"/>
+                <w:sz w:val="20"/>
+                <w:szCs w:val="20"/>
+              </w:rPr>
+            </w:pPr>
+            <w:r>
+              <w:rPr>
+                <w:rtl w:val="0"/>
+              </w:rPr>
+            </w:r>
+          </w:p>
+          <w:p>
+            <w:pPr>
+              <w:jc w:val="both"/>
+              <w:rPr>
+                <w:rFonts w:ascii="Arial" w:cs="Arial" w:eastAsia="Arial" w:hAnsi="Arial"/>
+                <w:color w:val="000000"/>
+                <w:sz w:val="20"/>
+                <w:szCs w:val="20"/>
+              </w:rPr>
+            </w:pPr>
+            <w:r>
+              <w:rPr>
+                <w:rtl w:val="0"/>
+              </w:rPr>
+            </w:r>
+          </w:p>
+          <w:p>
+            <w:pPr>
+              <w:jc w:val="both"/>
+              <w:rPr>
+                <w:rFonts w:ascii="Arial" w:cs="Arial" w:eastAsia="Arial" w:hAnsi="Arial"/>
+                <w:b w:val="1"/>
+                <w:bCs w:val="1"/>
+                <w:color w:val="000000"/>
+                <w:sz w:val="20"/>
+                <w:szCs w:val="20"/>
+              </w:rPr>
+            </w:pPr>
+            <w:r>
+              <w:rPr>
+                <w:rtl w:val="0"/>
+              </w:rPr>
+            </w:r>
+          </w:p>
+          <w:p>
+            <w:pPr>
+              <w:jc w:val="both"/>
+              <w:rPr>
+                <w:rFonts w:ascii="Arial" w:cs="Arial" w:eastAsia="Arial" w:hAnsi="Arial"/>
+                <w:b w:val="1"/>
+                <w:bCs w:val="1"/>
+                <w:color w:val="000000"/>
+                <w:sz w:val="20"/>
+                <w:szCs w:val="20"/>
+              </w:rPr>
+            </w:pPr>
+            <w:r>
+              <w:rPr>
+                <w:rFonts w:ascii="Arial" w:cs="Arial" w:eastAsia="Arial" w:hAnsi="Arial"/>
+                <w:b w:val="1"/>
+                <w:bCs w:val="1"/>
+                <w:color w:val="000000"/>
+                <w:sz w:val="20"/>
+                <w:szCs w:val="20"/>
+                <w:rtl w:val="0"/>
+              </w:rPr>
+              <w:t xml:space="preserve">Comunicación:</w:t>
+            </w:r>
+          </w:p>
+          <w:p>
+            <w:pPr>
+              <w:jc w:val="both"/>
+              <w:rPr>
+                <w:rFonts w:ascii="Arial" w:cs="Arial" w:eastAsia="Arial" w:hAnsi="Arial"/>
+                <w:color w:val="000000"/>
+                <w:sz w:val="20"/>
+                <w:szCs w:val="20"/>
+              </w:rPr>
+            </w:pPr>
+            <w:r>
+              <w:rPr>
+                <w:rtl w:val="0"/>
+              </w:rPr>
+            </w:r>
+          </w:p>
+          <w:p>
+            <w:pPr>
+              <w:jc w:val="both"/>
+              <w:rPr>
+                <w:rFonts w:ascii="Arial" w:cs="Arial" w:eastAsia="Arial" w:hAnsi="Arial"/>
+                <w:color w:val="000000"/>
+                <w:sz w:val="20"/>
+                <w:szCs w:val="20"/>
+              </w:rPr>
+            </w:pPr>
+            <w:r>
+              <w:rPr>
+                <w:rtl w:val="0"/>
+              </w:rPr>
+            </w:r>
+          </w:p>
+          <w:p>
+            <w:pPr>
+              <w:jc w:val="both"/>
+              <w:rPr>
+                <w:rFonts w:ascii="Arial" w:cs="Arial" w:eastAsia="Arial" w:hAnsi="Arial"/>
+                <w:color w:val="000000"/>
+                <w:sz w:val="20"/>
+                <w:szCs w:val="20"/>
+              </w:rPr>
+            </w:pPr>
+            <w:r>
+              <w:rPr>
+                <w:rtl w:val="0"/>
+              </w:rPr>
+            </w:r>
+          </w:p>
+          <w:p>
+            <w:pPr>
+              <w:jc w:val="both"/>
+              <w:rPr>
+                <w:rFonts w:ascii="Arial" w:cs="Arial" w:eastAsia="Arial" w:hAnsi="Arial"/>
+                <w:b w:val="1"/>
+                <w:bCs w:val="1"/>
+                <w:color w:val="000000"/>
+                <w:sz w:val="20"/>
+                <w:szCs w:val="20"/>
+              </w:rPr>
+            </w:pPr>
+            <w:r>
+              <w:rPr>
+                <w:rFonts w:ascii="Arial" w:cs="Arial" w:eastAsia="Arial" w:hAnsi="Arial"/>
+                <w:b w:val="1"/>
+                <w:bCs w:val="1"/>
+                <w:color w:val="000000"/>
+                <w:sz w:val="20"/>
+                <w:szCs w:val="20"/>
+                <w:rtl w:val="0"/>
+              </w:rPr>
+              <w:t xml:space="preserve">Tiempo:</w:t>
+            </w:r>
+          </w:p>
+          <w:p>
+            <w:pPr>
+              <w:jc w:val="both"/>
               <w:rPr>
                 <w:rFonts w:ascii="Arial" w:cs="Arial" w:eastAsia="Arial" w:hAnsi="Arial"/>
                 <w:b w:val="1"/>
@@ -3856,114 +4562,6 @@
           </w:p>
           <w:p>
             <w:pPr>
-              <w:rPr>
-                <w:rFonts w:ascii="Arial" w:cs="Arial" w:eastAsia="Arial" w:hAnsi="Arial"/>
-                <w:color w:val="000000"/>
-                <w:sz w:val="20"/>
-                <w:szCs w:val="20"/>
-              </w:rPr>
-            </w:pPr>
-            <w:r>
-              <w:rPr>
-                <w:rtl w:val="0"/>
-              </w:rPr>
-            </w:r>
-          </w:p>
-          <w:p>
-            <w:pPr>
-              <w:rPr>
-                <w:rFonts w:ascii="Arial" w:cs="Arial" w:eastAsia="Arial" w:hAnsi="Arial"/>
-                <w:color w:val="000000"/>
-                <w:sz w:val="20"/>
-                <w:szCs w:val="20"/>
-              </w:rPr>
-            </w:pPr>
-            <w:r>
-              <w:rPr>
-                <w:color w:val="666666"/>
-                <w:rtl w:val="0"/>
-              </w:rPr>
-              <w:t xml:space="preserve">Elija un elemento.</w:t>
-            </w:r>
-            <w:r>
-              <w:rPr>
-                <w:rtl w:val="0"/>
-              </w:rPr>
-            </w:r>
-          </w:p>
-          <w:p>
-            <w:pPr>
-              <w:rPr>
-                <w:rFonts w:ascii="Arial" w:cs="Arial" w:eastAsia="Arial" w:hAnsi="Arial"/>
-                <w:color w:val="000000"/>
-                <w:sz w:val="20"/>
-                <w:szCs w:val="20"/>
-              </w:rPr>
-            </w:pPr>
-            <w:r>
-              <w:rPr>
-                <w:rtl w:val="0"/>
-              </w:rPr>
-            </w:r>
-          </w:p>
-          <w:p>
-            <w:pPr>
-              <w:rPr>
-                <w:rFonts w:ascii="Arial" w:cs="Arial" w:eastAsia="Arial" w:hAnsi="Arial"/>
-                <w:color w:val="000000"/>
-                <w:sz w:val="20"/>
-                <w:szCs w:val="20"/>
-              </w:rPr>
-            </w:pPr>
-            <w:r>
-              <w:rPr>
-                <w:rtl w:val="0"/>
-              </w:rPr>
-            </w:r>
-          </w:p>
-          <w:p>
-            <w:pPr>
-              <w:rPr>
-                <w:rFonts w:ascii="Arial" w:cs="Arial" w:eastAsia="Arial" w:hAnsi="Arial"/>
-                <w:color w:val="000000"/>
-                <w:sz w:val="20"/>
-                <w:szCs w:val="20"/>
-              </w:rPr>
-            </w:pPr>
-            <w:r>
-              <w:rPr>
-                <w:rtl w:val="0"/>
-              </w:rPr>
-            </w:r>
-          </w:p>
-          <w:p>
-            <w:pPr>
-              <w:rPr>
-                <w:rFonts w:ascii="Arial" w:cs="Arial" w:eastAsia="Arial" w:hAnsi="Arial"/>
-                <w:b w:val="1"/>
-                <w:bCs w:val="1"/>
-                <w:color w:val="000000"/>
-                <w:sz w:val="20"/>
-                <w:szCs w:val="20"/>
-                <w:u w:val="single"/>
-              </w:rPr>
-            </w:pPr>
-            <w:r>
-              <w:rPr>
-                <w:rFonts w:ascii="Arial" w:cs="Arial" w:eastAsia="Arial" w:hAnsi="Arial"/>
-                <w:b w:val="1"/>
-                <w:bCs w:val="1"/>
-                <w:color w:val="000000"/>
-                <w:sz w:val="20"/>
-                <w:szCs w:val="20"/>
-                <w:u w:val="single"/>
-                <w:rtl w:val="0"/>
-              </w:rPr>
-              <w:t xml:space="preserve">APOYOS PEDAGÓGICOS</w:t>
-            </w:r>
-          </w:p>
-          <w:p>
-            <w:pPr>
               <w:jc w:val="both"/>
               <w:rPr>
                 <w:rFonts w:ascii="Arial" w:cs="Arial" w:eastAsia="Arial" w:hAnsi="Arial"/>
@@ -3992,15 +4590,8 @@
             </w:pPr>
             <w:r>
               <w:rPr>
-                <w:rFonts w:ascii="Arial" w:cs="Arial" w:eastAsia="Arial" w:hAnsi="Arial"/>
-                <w:b w:val="1"/>
-                <w:bCs w:val="1"/>
-                <w:color w:val="000000"/>
-                <w:sz w:val="20"/>
-                <w:szCs w:val="20"/>
-                <w:rtl w:val="0"/>
-              </w:rPr>
-              <w:t xml:space="preserve">Metodología:</w:t>
+                <w:rtl w:val="0"/>
+              </w:rPr>
             </w:r>
           </w:p>
           <w:p>
@@ -4008,6 +4599,8 @@
               <w:jc w:val="both"/>
               <w:rPr>
                 <w:rFonts w:ascii="Arial" w:cs="Arial" w:eastAsia="Arial" w:hAnsi="Arial"/>
+                <w:b w:val="1"/>
+                <w:bCs w:val="1"/>
                 <w:color w:val="000000"/>
                 <w:sz w:val="20"/>
                 <w:szCs w:val="20"/>
@@ -4024,22 +4617,24 @@
               <w:jc w:val="both"/>
               <w:rPr>
                 <w:rFonts w:ascii="Arial" w:cs="Arial" w:eastAsia="Arial" w:hAnsi="Arial"/>
-                <w:color w:val="000000"/>
-                <w:sz w:val="20"/>
-                <w:szCs w:val="20"/>
-              </w:rPr>
-            </w:pPr>
-            <w:r>
-              <w:rPr>
-                <w:color w:val="666666"/>
-                <w:rtl w:val="0"/>
-              </w:rPr>
-              <w:t xml:space="preserve">Elija un elemento.</w:t>
-            </w:r>
-            <w:r>
-              <w:rPr>
-                <w:rtl w:val="0"/>
-              </w:rPr>
+                <w:b w:val="1"/>
+                <w:bCs w:val="1"/>
+                <w:color w:val="000000"/>
+                <w:sz w:val="20"/>
+                <w:szCs w:val="20"/>
+              </w:rPr>
+            </w:pPr>
+            <w:r>
+              <w:rPr>
+                <w:rFonts w:ascii="Arial" w:cs="Arial" w:eastAsia="Arial" w:hAnsi="Arial"/>
+                <w:b w:val="1"/>
+                <w:bCs w:val="1"/>
+                <w:color w:val="000000"/>
+                <w:sz w:val="20"/>
+                <w:szCs w:val="20"/>
+                <w:rtl w:val="0"/>
+              </w:rPr>
+              <w:t xml:space="preserve">Espacio:</w:t>
             </w:r>
           </w:p>
           <w:p>
@@ -4047,6 +4642,8 @@
               <w:jc w:val="both"/>
               <w:rPr>
                 <w:rFonts w:ascii="Arial" w:cs="Arial" w:eastAsia="Arial" w:hAnsi="Arial"/>
+                <w:b w:val="1"/>
+                <w:bCs w:val="1"/>
                 <w:color w:val="000000"/>
                 <w:sz w:val="20"/>
                 <w:szCs w:val="20"/>
@@ -4063,6 +4660,8 @@
               <w:jc w:val="both"/>
               <w:rPr>
                 <w:rFonts w:ascii="Arial" w:cs="Arial" w:eastAsia="Arial" w:hAnsi="Arial"/>
+                <w:b w:val="1"/>
+                <w:bCs w:val="1"/>
                 <w:color w:val="000000"/>
                 <w:sz w:val="20"/>
                 <w:szCs w:val="20"/>
@@ -4079,426 +4678,13 @@
               <w:jc w:val="both"/>
               <w:rPr>
                 <w:rFonts w:ascii="Arial" w:cs="Arial" w:eastAsia="Arial" w:hAnsi="Arial"/>
-                <w:color w:val="000000"/>
-                <w:sz w:val="20"/>
-                <w:szCs w:val="20"/>
-              </w:rPr>
-            </w:pPr>
-            <w:r>
-              <w:rPr>
-                <w:rtl w:val="0"/>
-              </w:rPr>
-            </w:r>
-          </w:p>
-          <w:p>
-            <w:pPr>
-              <w:jc w:val="both"/>
-              <w:rPr>
-                <w:rFonts w:ascii="Arial" w:cs="Arial" w:eastAsia="Arial" w:hAnsi="Arial"/>
-                <w:color w:val="000000"/>
-                <w:sz w:val="20"/>
-                <w:szCs w:val="20"/>
-              </w:rPr>
-            </w:pPr>
-            <w:r>
-              <w:rPr>
-                <w:rtl w:val="0"/>
-              </w:rPr>
-            </w:r>
-          </w:p>
-          <w:p>
-            <w:pPr>
-              <w:jc w:val="both"/>
-              <w:rPr>
-                <w:rFonts w:ascii="Arial" w:cs="Arial" w:eastAsia="Arial" w:hAnsi="Arial"/>
-                <w:b w:val="1"/>
-                <w:bCs w:val="1"/>
-                <w:color w:val="000000"/>
-                <w:sz w:val="20"/>
-                <w:szCs w:val="20"/>
-              </w:rPr>
-            </w:pPr>
-            <w:r>
-              <w:rPr>
-                <w:rFonts w:ascii="Arial" w:cs="Arial" w:eastAsia="Arial" w:hAnsi="Arial"/>
-                <w:b w:val="1"/>
-                <w:bCs w:val="1"/>
-                <w:color w:val="000000"/>
-                <w:sz w:val="20"/>
-                <w:szCs w:val="20"/>
-                <w:rtl w:val="0"/>
-              </w:rPr>
-              <w:t xml:space="preserve">Recursos:</w:t>
-            </w:r>
-          </w:p>
-          <w:p>
-            <w:pPr>
-              <w:jc w:val="both"/>
-              <w:rPr>
-                <w:rFonts w:ascii="Arial" w:cs="Arial" w:eastAsia="Arial" w:hAnsi="Arial"/>
-                <w:color w:val="000000"/>
-                <w:sz w:val="20"/>
-                <w:szCs w:val="20"/>
-              </w:rPr>
-            </w:pPr>
-            <w:r>
-              <w:rPr>
-                <w:rtl w:val="0"/>
-              </w:rPr>
-            </w:r>
-          </w:p>
-          <w:p>
-            <w:pPr>
-              <w:jc w:val="both"/>
-              <w:rPr>
-                <w:rFonts w:ascii="Arial" w:cs="Arial" w:eastAsia="Arial" w:hAnsi="Arial"/>
-                <w:color w:val="000000"/>
-                <w:sz w:val="20"/>
-                <w:szCs w:val="20"/>
-              </w:rPr>
-            </w:pPr>
-            <w:r>
-              <w:rPr>
-                <w:rtl w:val="0"/>
-              </w:rPr>
-            </w:r>
-          </w:p>
-          <w:p>
-            <w:pPr>
-              <w:jc w:val="both"/>
-              <w:rPr>
-                <w:rFonts w:ascii="Arial" w:cs="Arial" w:eastAsia="Arial" w:hAnsi="Arial"/>
-                <w:color w:val="000000"/>
-                <w:sz w:val="20"/>
-                <w:szCs w:val="20"/>
-              </w:rPr>
-            </w:pPr>
-            <w:r>
-              <w:rPr>
-                <w:color w:val="666666"/>
-                <w:rtl w:val="0"/>
-              </w:rPr>
-              <w:t xml:space="preserve">Elija un elemento.</w:t>
-            </w:r>
-            <w:r>
-              <w:rPr>
-                <w:rtl w:val="0"/>
-              </w:rPr>
-            </w:r>
-          </w:p>
-          <w:p>
-            <w:pPr>
-              <w:jc w:val="both"/>
-              <w:rPr>
-                <w:rFonts w:ascii="Arial" w:cs="Arial" w:eastAsia="Arial" w:hAnsi="Arial"/>
-                <w:color w:val="000000"/>
-                <w:sz w:val="20"/>
-                <w:szCs w:val="20"/>
-              </w:rPr>
-            </w:pPr>
-            <w:r>
-              <w:rPr>
-                <w:rtl w:val="0"/>
-              </w:rPr>
-            </w:r>
-          </w:p>
-          <w:p>
-            <w:pPr>
-              <w:jc w:val="both"/>
-              <w:rPr>
-                <w:rFonts w:ascii="Arial" w:cs="Arial" w:eastAsia="Arial" w:hAnsi="Arial"/>
-                <w:color w:val="000000"/>
-                <w:sz w:val="20"/>
-                <w:szCs w:val="20"/>
-              </w:rPr>
-            </w:pPr>
-            <w:r>
-              <w:rPr>
-                <w:rtl w:val="0"/>
-              </w:rPr>
-            </w:r>
-          </w:p>
-          <w:p>
-            <w:pPr>
-              <w:jc w:val="both"/>
-              <w:rPr>
-                <w:rFonts w:ascii="Arial" w:cs="Arial" w:eastAsia="Arial" w:hAnsi="Arial"/>
-                <w:b w:val="1"/>
-                <w:bCs w:val="1"/>
-                <w:color w:val="000000"/>
-                <w:sz w:val="20"/>
-                <w:szCs w:val="20"/>
-              </w:rPr>
-            </w:pPr>
-            <w:r>
-              <w:rPr>
-                <w:rtl w:val="0"/>
-              </w:rPr>
-            </w:r>
-          </w:p>
-          <w:p>
-            <w:pPr>
-              <w:jc w:val="both"/>
-              <w:rPr>
-                <w:rFonts w:ascii="Arial" w:cs="Arial" w:eastAsia="Arial" w:hAnsi="Arial"/>
-                <w:b w:val="1"/>
-                <w:bCs w:val="1"/>
-                <w:color w:val="000000"/>
-                <w:sz w:val="20"/>
-                <w:szCs w:val="20"/>
-              </w:rPr>
-            </w:pPr>
-            <w:r>
-              <w:rPr>
-                <w:rFonts w:ascii="Arial" w:cs="Arial" w:eastAsia="Arial" w:hAnsi="Arial"/>
-                <w:b w:val="1"/>
-                <w:bCs w:val="1"/>
-                <w:color w:val="000000"/>
-                <w:sz w:val="20"/>
-                <w:szCs w:val="20"/>
-                <w:rtl w:val="0"/>
-              </w:rPr>
-              <w:t xml:space="preserve">Comunicación:</w:t>
-            </w:r>
-          </w:p>
-          <w:p>
-            <w:pPr>
-              <w:jc w:val="both"/>
-              <w:rPr>
-                <w:rFonts w:ascii="Arial" w:cs="Arial" w:eastAsia="Arial" w:hAnsi="Arial"/>
-                <w:color w:val="000000"/>
-                <w:sz w:val="20"/>
-                <w:szCs w:val="20"/>
-              </w:rPr>
-            </w:pPr>
-            <w:r>
-              <w:rPr>
-                <w:rtl w:val="0"/>
-              </w:rPr>
-            </w:r>
-          </w:p>
-          <w:p>
-            <w:pPr>
-              <w:jc w:val="both"/>
-              <w:rPr>
-                <w:rFonts w:ascii="Arial" w:cs="Arial" w:eastAsia="Arial" w:hAnsi="Arial"/>
-                <w:color w:val="000000"/>
-                <w:sz w:val="20"/>
-                <w:szCs w:val="20"/>
-              </w:rPr>
-            </w:pPr>
-            <w:r>
-              <w:rPr>
-                <w:color w:val="666666"/>
-                <w:rtl w:val="0"/>
-              </w:rPr>
-              <w:t xml:space="preserve">Elija un elemento.</w:t>
-            </w:r>
-            <w:r>
-              <w:rPr>
-                <w:rtl w:val="0"/>
-              </w:rPr>
-            </w:r>
-          </w:p>
-          <w:p>
-            <w:pPr>
-              <w:jc w:val="both"/>
-              <w:rPr>
-                <w:rFonts w:ascii="Arial" w:cs="Arial" w:eastAsia="Arial" w:hAnsi="Arial"/>
-                <w:color w:val="000000"/>
-                <w:sz w:val="20"/>
-                <w:szCs w:val="20"/>
-              </w:rPr>
-            </w:pPr>
-            <w:r>
-              <w:rPr>
-                <w:rtl w:val="0"/>
-              </w:rPr>
-            </w:r>
-          </w:p>
-          <w:p>
-            <w:pPr>
-              <w:jc w:val="both"/>
-              <w:rPr>
-                <w:rFonts w:ascii="Arial" w:cs="Arial" w:eastAsia="Arial" w:hAnsi="Arial"/>
-                <w:b w:val="1"/>
-                <w:bCs w:val="1"/>
-                <w:color w:val="000000"/>
-                <w:sz w:val="20"/>
-                <w:szCs w:val="20"/>
-              </w:rPr>
-            </w:pPr>
-            <w:r>
-              <w:rPr>
-                <w:rFonts w:ascii="Arial" w:cs="Arial" w:eastAsia="Arial" w:hAnsi="Arial"/>
-                <w:b w:val="1"/>
-                <w:bCs w:val="1"/>
-                <w:color w:val="000000"/>
-                <w:sz w:val="20"/>
-                <w:szCs w:val="20"/>
-                <w:rtl w:val="0"/>
-              </w:rPr>
-              <w:t xml:space="preserve">Tiempo:</w:t>
-            </w:r>
-          </w:p>
-          <w:p>
-            <w:pPr>
-              <w:jc w:val="both"/>
-              <w:rPr>
-                <w:rFonts w:ascii="Arial" w:cs="Arial" w:eastAsia="Arial" w:hAnsi="Arial"/>
-                <w:b w:val="1"/>
-                <w:bCs w:val="1"/>
-                <w:color w:val="000000"/>
-                <w:sz w:val="20"/>
-                <w:szCs w:val="20"/>
-                <w:u w:val="single"/>
-              </w:rPr>
-            </w:pPr>
-            <w:r>
-              <w:rPr>
-                <w:rtl w:val="0"/>
-              </w:rPr>
-            </w:r>
-          </w:p>
-          <w:p>
-            <w:pPr>
-              <w:jc w:val="both"/>
-              <w:rPr>
-                <w:rFonts w:ascii="Arial" w:cs="Arial" w:eastAsia="Arial" w:hAnsi="Arial"/>
-                <w:color w:val="000000"/>
-                <w:sz w:val="20"/>
-                <w:szCs w:val="20"/>
-              </w:rPr>
-            </w:pPr>
-            <w:r>
-              <w:rPr>
-                <w:color w:val="666666"/>
-                <w:rtl w:val="0"/>
-              </w:rPr>
-              <w:t xml:space="preserve">Elija un elemento.</w:t>
-            </w:r>
-            <w:r>
-              <w:rPr>
-                <w:rtl w:val="0"/>
-              </w:rPr>
-            </w:r>
-          </w:p>
-          <w:p>
-            <w:pPr>
-              <w:jc w:val="both"/>
-              <w:rPr>
-                <w:rFonts w:ascii="Arial" w:cs="Arial" w:eastAsia="Arial" w:hAnsi="Arial"/>
-                <w:b w:val="1"/>
-                <w:bCs w:val="1"/>
-                <w:color w:val="000000"/>
-                <w:sz w:val="20"/>
-                <w:szCs w:val="20"/>
-              </w:rPr>
-            </w:pPr>
-            <w:r>
-              <w:rPr>
-                <w:rtl w:val="0"/>
-              </w:rPr>
-            </w:r>
-          </w:p>
-          <w:p>
-            <w:pPr>
-              <w:jc w:val="both"/>
-              <w:rPr>
-                <w:rFonts w:ascii="Arial" w:cs="Arial" w:eastAsia="Arial" w:hAnsi="Arial"/>
-                <w:b w:val="1"/>
-                <w:bCs w:val="1"/>
-                <w:color w:val="000000"/>
-                <w:sz w:val="20"/>
-                <w:szCs w:val="20"/>
-              </w:rPr>
-            </w:pPr>
-            <w:r>
-              <w:rPr>
-                <w:rtl w:val="0"/>
-              </w:rPr>
-            </w:r>
-          </w:p>
-          <w:p>
-            <w:pPr>
-              <w:jc w:val="both"/>
-              <w:rPr>
-                <w:rFonts w:ascii="Arial" w:cs="Arial" w:eastAsia="Arial" w:hAnsi="Arial"/>
-                <w:b w:val="1"/>
-                <w:bCs w:val="1"/>
-                <w:color w:val="000000"/>
-                <w:sz w:val="20"/>
-                <w:szCs w:val="20"/>
-              </w:rPr>
-            </w:pPr>
-            <w:r>
-              <w:rPr>
-                <w:rFonts w:ascii="Arial" w:cs="Arial" w:eastAsia="Arial" w:hAnsi="Arial"/>
-                <w:b w:val="1"/>
-                <w:bCs w:val="1"/>
-                <w:color w:val="000000"/>
-                <w:sz w:val="20"/>
-                <w:szCs w:val="20"/>
-                <w:rtl w:val="0"/>
-              </w:rPr>
-              <w:t xml:space="preserve">Espacio:</w:t>
-            </w:r>
-          </w:p>
-          <w:p>
-            <w:pPr>
-              <w:jc w:val="both"/>
-              <w:rPr>
-                <w:rFonts w:ascii="Arial" w:cs="Arial" w:eastAsia="Arial" w:hAnsi="Arial"/>
-                <w:b w:val="1"/>
-                <w:bCs w:val="1"/>
-                <w:color w:val="000000"/>
-                <w:sz w:val="20"/>
-                <w:szCs w:val="20"/>
-              </w:rPr>
-            </w:pPr>
-            <w:r>
-              <w:rPr>
-                <w:rtl w:val="0"/>
-              </w:rPr>
-            </w:r>
-          </w:p>
-          <w:p>
-            <w:pPr>
-              <w:jc w:val="both"/>
-              <w:rPr>
-                <w:rFonts w:ascii="Arial" w:cs="Arial" w:eastAsia="Arial" w:hAnsi="Arial"/>
-                <w:b w:val="1"/>
-                <w:bCs w:val="1"/>
-                <w:color w:val="000000"/>
-                <w:sz w:val="20"/>
-                <w:szCs w:val="20"/>
-              </w:rPr>
-            </w:pPr>
-            <w:r>
-              <w:rPr>
-                <w:rtl w:val="0"/>
-              </w:rPr>
-            </w:r>
-          </w:p>
-          <w:p>
-            <w:pPr>
-              <w:jc w:val="both"/>
-              <w:rPr>
-                <w:rFonts w:ascii="Arial" w:cs="Arial" w:eastAsia="Arial" w:hAnsi="Arial"/>
-                <w:b w:val="1"/>
-                <w:bCs w:val="1"/>
-                <w:color w:val="000000"/>
-                <w:sz w:val="20"/>
-                <w:szCs w:val="20"/>
-              </w:rPr>
-            </w:pPr>
-            <w:r>
-              <w:rPr>
-                <w:color w:val="666666"/>
-                <w:rtl w:val="0"/>
-              </w:rPr>
-              <w:t xml:space="preserve">Elija un elemento.</w:t>
-            </w:r>
+                <w:b w:val="1"/>
+                <w:bCs w:val="1"/>
+                <w:color w:val="000000"/>
+                <w:sz w:val="20"/>
+                <w:szCs w:val="20"/>
+              </w:rPr>
+            </w:pPr>
             <w:r>
               <w:rPr>
                 <w:rtl w:val="0"/>
@@ -4589,6 +4775,17 @@
                 <w:szCs w:val="20"/>
               </w:rPr>
             </w:pPr>
+            <w:r>
+              <w:rPr>
+                <w:rFonts w:ascii="Arial" w:cs="Arial" w:eastAsia="Arial" w:hAnsi="Arial"/>
+                <w:b w:val="1"/>
+                <w:bCs w:val="1"/>
+                <w:sz w:val="20"/>
+                <w:szCs w:val="20"/>
+                <w:rtl w:val="0"/>
+              </w:rPr>
+              <w:t xml:space="preserve">OBSERVACIONES</w:t>
+            </w:r>
             <w:r>
               <w:rPr>
                 <w:rtl w:val="0"/>
@@ -4677,7 +4874,432 @@
                 <w:rFonts w:ascii="Arial" w:cs="Arial" w:eastAsia="Arial" w:hAnsi="Arial"/>
                 <w:b w:val="1"/>
                 <w:bCs w:val="1"/>
-                <w:color w:val="000000"/>
+                <w:sz w:val="20"/>
+                <w:szCs w:val="20"/>
+              </w:rPr>
+            </w:pPr>
+            <w:r>
+              <w:rPr>
+                <w:rFonts w:ascii="Arial" w:cs="Arial" w:eastAsia="Arial" w:hAnsi="Arial"/>
+                <w:b w:val="1"/>
+                <w:bCs w:val="1"/>
+                <w:sz w:val="20"/>
+                <w:szCs w:val="20"/>
+                <w:rtl w:val="0"/>
+              </w:rPr>
+              <w:t xml:space="preserve">BARRERAS ACTITUDINALES</w:t>
+            </w:r>
+          </w:p>
+          <w:p>
+            <w:pPr>
+              <w:rPr>
+                <w:rFonts w:ascii="Arial" w:cs="Arial" w:eastAsia="Arial" w:hAnsi="Arial"/>
+                <w:b w:val="1"/>
+                <w:bCs w:val="1"/>
+                <w:sz w:val="20"/>
+                <w:szCs w:val="20"/>
+              </w:rPr>
+            </w:pPr>
+            <w:r>
+              <w:rPr>
+                <w:rtl w:val="0"/>
+              </w:rPr>
+            </w:r>
+          </w:p>
+          <w:p>
+            <w:pPr>
+              <w:rPr>
+                <w:rFonts w:ascii="Arial" w:cs="Arial" w:eastAsia="Arial" w:hAnsi="Arial"/>
+                <w:b w:val="1"/>
+                <w:bCs w:val="1"/>
+                <w:sz w:val="20"/>
+                <w:szCs w:val="20"/>
+              </w:rPr>
+            </w:pPr>
+            <w:r>
+              <w:rPr>
+                <w:rFonts w:ascii="Arial" w:cs="Arial" w:eastAsia="Arial" w:hAnsi="Arial"/>
+                <w:b w:val="1"/>
+                <w:bCs w:val="1"/>
+                <w:sz w:val="20"/>
+                <w:szCs w:val="20"/>
+                <w:rtl w:val="0"/>
+              </w:rPr>
+              <w:t xml:space="preserve">FAMILIA:</w:t>
+            </w:r>
+          </w:p>
+          <w:p>
+            <w:pPr>
+              <w:rPr>
+                <w:rFonts w:ascii="Arial" w:cs="Arial" w:eastAsia="Arial" w:hAnsi="Arial"/>
+                <w:sz w:val="20"/>
+                <w:szCs w:val="20"/>
+              </w:rPr>
+            </w:pPr>
+            <w:r>
+              <w:rPr>
+                <w:rtl w:val="0"/>
+              </w:rPr>
+            </w:r>
+          </w:p>
+          <w:p>
+            <w:pPr>
+              <w:rPr>
+                <w:rFonts w:ascii="Arial" w:cs="Arial" w:eastAsia="Arial" w:hAnsi="Arial"/>
+                <w:sz w:val="20"/>
+                <w:szCs w:val="20"/>
+              </w:rPr>
+            </w:pPr>
+            <w:r>
+              <w:rPr>
+                <w:rtl w:val="0"/>
+              </w:rPr>
+            </w:r>
+          </w:p>
+          <w:p>
+            <w:pPr>
+              <w:rPr>
+                <w:rFonts w:ascii="Arial" w:cs="Arial" w:eastAsia="Arial" w:hAnsi="Arial"/>
+                <w:sz w:val="20"/>
+                <w:szCs w:val="20"/>
+              </w:rPr>
+            </w:pPr>
+            <w:r>
+              <w:rPr>
+                <w:rtl w:val="0"/>
+              </w:rPr>
+            </w:r>
+          </w:p>
+          <w:p>
+            <w:pPr>
+              <w:rPr>
+                <w:rFonts w:ascii="Arial" w:cs="Arial" w:eastAsia="Arial" w:hAnsi="Arial"/>
+                <w:b w:val="1"/>
+                <w:bCs w:val="1"/>
+                <w:sz w:val="20"/>
+                <w:szCs w:val="20"/>
+              </w:rPr>
+            </w:pPr>
+            <w:r>
+              <w:rPr>
+                <w:rFonts w:ascii="Arial" w:cs="Arial" w:eastAsia="Arial" w:hAnsi="Arial"/>
+                <w:b w:val="1"/>
+                <w:bCs w:val="1"/>
+                <w:sz w:val="20"/>
+                <w:szCs w:val="20"/>
+                <w:rtl w:val="0"/>
+              </w:rPr>
+              <w:t xml:space="preserve">DOCENTE:</w:t>
+            </w:r>
+          </w:p>
+          <w:p>
+            <w:pPr>
+              <w:rPr>
+                <w:rFonts w:ascii="Arial" w:cs="Arial" w:eastAsia="Arial" w:hAnsi="Arial"/>
+                <w:sz w:val="20"/>
+                <w:szCs w:val="20"/>
+              </w:rPr>
+            </w:pPr>
+            <w:r>
+              <w:rPr>
+                <w:rtl w:val="0"/>
+              </w:rPr>
+            </w:r>
+          </w:p>
+          <w:p>
+            <w:pPr>
+              <w:rPr>
+                <w:rFonts w:ascii="Arial" w:cs="Arial" w:eastAsia="Arial" w:hAnsi="Arial"/>
+                <w:sz w:val="20"/>
+                <w:szCs w:val="20"/>
+              </w:rPr>
+            </w:pPr>
+            <w:r>
+              <w:rPr>
+                <w:rtl w:val="0"/>
+              </w:rPr>
+            </w:r>
+          </w:p>
+          <w:p>
+            <w:pPr>
+              <w:rPr>
+                <w:rFonts w:ascii="Arial" w:cs="Arial" w:eastAsia="Arial" w:hAnsi="Arial"/>
+                <w:sz w:val="20"/>
+                <w:szCs w:val="20"/>
+              </w:rPr>
+            </w:pPr>
+            <w:r>
+              <w:rPr>
+                <w:rtl w:val="0"/>
+              </w:rPr>
+            </w:r>
+          </w:p>
+          <w:p>
+            <w:pPr>
+              <w:rPr>
+                <w:rFonts w:ascii="Arial" w:cs="Arial" w:eastAsia="Arial" w:hAnsi="Arial"/>
+                <w:b w:val="1"/>
+                <w:bCs w:val="1"/>
+                <w:sz w:val="20"/>
+                <w:szCs w:val="20"/>
+              </w:rPr>
+            </w:pPr>
+            <w:r>
+              <w:rPr>
+                <w:rFonts w:ascii="Arial" w:cs="Arial" w:eastAsia="Arial" w:hAnsi="Arial"/>
+                <w:b w:val="1"/>
+                <w:bCs w:val="1"/>
+                <w:sz w:val="20"/>
+                <w:szCs w:val="20"/>
+                <w:rtl w:val="0"/>
+              </w:rPr>
+              <w:t xml:space="preserve">BARRERAS CURRICULARES</w:t>
+            </w:r>
+          </w:p>
+          <w:p>
+            <w:pPr>
+              <w:rPr>
+                <w:rFonts w:ascii="Arial" w:cs="Arial" w:eastAsia="Arial" w:hAnsi="Arial"/>
+                <w:sz w:val="20"/>
+                <w:szCs w:val="20"/>
+              </w:rPr>
+            </w:pPr>
+            <w:r>
+              <w:rPr>
+                <w:rtl w:val="0"/>
+              </w:rPr>
+            </w:r>
+          </w:p>
+          <w:p>
+            <w:pPr>
+              <w:rPr>
+                <w:rFonts w:ascii="Arial" w:cs="Arial" w:eastAsia="Arial" w:hAnsi="Arial"/>
+                <w:sz w:val="20"/>
+                <w:szCs w:val="20"/>
+              </w:rPr>
+            </w:pPr>
+            <w:r>
+              <w:rPr>
+                <w:rtl w:val="0"/>
+              </w:rPr>
+            </w:r>
+          </w:p>
+          <w:p>
+            <w:pPr>
+              <w:rPr>
+                <w:rFonts w:ascii="Arial" w:cs="Arial" w:eastAsia="Arial" w:hAnsi="Arial"/>
+                <w:sz w:val="20"/>
+                <w:szCs w:val="20"/>
+              </w:rPr>
+            </w:pPr>
+            <w:r>
+              <w:rPr>
+                <w:rtl w:val="0"/>
+              </w:rPr>
+            </w:r>
+          </w:p>
+          <w:p>
+            <w:pPr>
+              <w:rPr>
+                <w:rFonts w:ascii="Arial" w:cs="Arial" w:eastAsia="Arial" w:hAnsi="Arial"/>
+                <w:b w:val="1"/>
+                <w:bCs w:val="1"/>
+                <w:sz w:val="20"/>
+                <w:szCs w:val="20"/>
+              </w:rPr>
+            </w:pPr>
+            <w:r>
+              <w:rPr>
+                <w:rFonts w:ascii="Arial" w:cs="Arial" w:eastAsia="Arial" w:hAnsi="Arial"/>
+                <w:b w:val="1"/>
+                <w:bCs w:val="1"/>
+                <w:sz w:val="20"/>
+                <w:szCs w:val="20"/>
+                <w:rtl w:val="0"/>
+              </w:rPr>
+              <w:t xml:space="preserve">BARRERA DIDÁCTICA</w:t>
+            </w:r>
+          </w:p>
+          <w:p>
+            <w:pPr>
+              <w:rPr>
+                <w:rFonts w:ascii="Arial" w:cs="Arial" w:eastAsia="Arial" w:hAnsi="Arial"/>
+                <w:sz w:val="20"/>
+                <w:szCs w:val="20"/>
+              </w:rPr>
+            </w:pPr>
+            <w:r>
+              <w:rPr>
+                <w:rtl w:val="0"/>
+              </w:rPr>
+            </w:r>
+          </w:p>
+          <w:p>
+            <w:pPr>
+              <w:ind w:left="33" w:firstLine="0"/>
+              <w:rPr>
+                <w:rFonts w:ascii="Arial" w:cs="Arial" w:eastAsia="Arial" w:hAnsi="Arial"/>
+                <w:sz w:val="20"/>
+                <w:szCs w:val="20"/>
+              </w:rPr>
+            </w:pPr>
+            <w:r>
+              <w:rPr>
+                <w:rtl w:val="0"/>
+              </w:rPr>
+            </w:r>
+          </w:p>
+          <w:p>
+            <w:pPr>
+              <w:rPr>
+                <w:b w:val="1"/>
+                <w:bCs w:val="1"/>
+                <w:sz w:val="20"/>
+                <w:szCs w:val="20"/>
+              </w:rPr>
+            </w:pPr>
+            <w:r>
+              <w:rPr>
+                <w:rtl w:val="0"/>
+              </w:rPr>
+            </w:r>
+          </w:p>
+          <w:p>
+            <w:pPr>
+              <w:rPr>
+                <w:rFonts w:ascii="Arial" w:cs="Arial" w:eastAsia="Arial" w:hAnsi="Arial"/>
+                <w:b w:val="1"/>
+                <w:bCs w:val="1"/>
+                <w:sz w:val="20"/>
+                <w:szCs w:val="20"/>
+              </w:rPr>
+            </w:pPr>
+            <w:r>
+              <w:rPr>
+                <w:rtl w:val="0"/>
+              </w:rPr>
+            </w:r>
+          </w:p>
+          <w:p>
+            <w:pPr>
+              <w:rPr>
+                <w:rFonts w:ascii="Arial" w:cs="Arial" w:eastAsia="Arial" w:hAnsi="Arial"/>
+                <w:sz w:val="20"/>
+                <w:szCs w:val="20"/>
+              </w:rPr>
+            </w:pPr>
+            <w:r>
+              <w:rPr>
+                <w:rtl w:val="0"/>
+              </w:rPr>
+            </w:r>
+          </w:p>
+          <w:p>
+            <w:pPr>
+              <w:rPr>
+                <w:rFonts w:ascii="Arial" w:cs="Arial" w:eastAsia="Arial" w:hAnsi="Arial"/>
+                <w:b w:val="1"/>
+                <w:bCs w:val="1"/>
+                <w:sz w:val="20"/>
+                <w:szCs w:val="20"/>
+              </w:rPr>
+            </w:pPr>
+            <w:r>
+              <w:rPr>
+                <w:rFonts w:ascii="Arial" w:cs="Arial" w:eastAsia="Arial" w:hAnsi="Arial"/>
+                <w:b w:val="1"/>
+                <w:bCs w:val="1"/>
+                <w:sz w:val="20"/>
+                <w:szCs w:val="20"/>
+                <w:rtl w:val="0"/>
+              </w:rPr>
+              <w:t xml:space="preserve">BARRERAS COMUNICATIVAS</w:t>
+            </w:r>
+          </w:p>
+          <w:p>
+            <w:pPr>
+              <w:rPr>
+                <w:rFonts w:ascii="Arial" w:cs="Arial" w:eastAsia="Arial" w:hAnsi="Arial"/>
+                <w:sz w:val="20"/>
+                <w:szCs w:val="20"/>
+              </w:rPr>
+            </w:pPr>
+            <w:r>
+              <w:rPr>
+                <w:rtl w:val="0"/>
+              </w:rPr>
+            </w:r>
+          </w:p>
+          <w:p>
+            <w:pPr>
+              <w:rPr>
+                <w:rFonts w:ascii="Arial" w:cs="Arial" w:eastAsia="Arial" w:hAnsi="Arial"/>
+                <w:sz w:val="20"/>
+                <w:szCs w:val="20"/>
+              </w:rPr>
+            </w:pPr>
+            <w:r>
+              <w:rPr>
+                <w:rtl w:val="0"/>
+              </w:rPr>
+            </w:r>
+          </w:p>
+          <w:p>
+            <w:pPr>
+              <w:rPr>
+                <w:rFonts w:ascii="Arial" w:cs="Arial" w:eastAsia="Arial" w:hAnsi="Arial"/>
+                <w:sz w:val="20"/>
+                <w:szCs w:val="20"/>
+              </w:rPr>
+            </w:pPr>
+            <w:r>
+              <w:rPr>
+                <w:rtl w:val="0"/>
+              </w:rPr>
+            </w:r>
+          </w:p>
+          <w:p>
+            <w:pPr>
+              <w:rPr>
+                <w:rFonts w:ascii="Arial" w:cs="Arial" w:eastAsia="Arial" w:hAnsi="Arial"/>
+                <w:sz w:val="20"/>
+                <w:szCs w:val="20"/>
+              </w:rPr>
+            </w:pPr>
+            <w:r>
+              <w:rPr>
+                <w:rtl w:val="0"/>
+              </w:rPr>
+            </w:r>
+          </w:p>
+          <w:p>
+            <w:pPr>
+              <w:rPr>
+                <w:rFonts w:ascii="Arial" w:cs="Arial" w:eastAsia="Arial" w:hAnsi="Arial"/>
+                <w:b w:val="1"/>
+                <w:bCs w:val="1"/>
+                <w:sz w:val="20"/>
+                <w:szCs w:val="20"/>
+              </w:rPr>
+            </w:pPr>
+            <w:r>
+              <w:rPr>
+                <w:rFonts w:ascii="Arial" w:cs="Arial" w:eastAsia="Arial" w:hAnsi="Arial"/>
+                <w:b w:val="1"/>
+                <w:bCs w:val="1"/>
+                <w:sz w:val="20"/>
+                <w:szCs w:val="20"/>
+                <w:rtl w:val="0"/>
+              </w:rPr>
+              <w:t xml:space="preserve">BARRERAS FISICAS</w:t>
+            </w:r>
+          </w:p>
+          <w:p>
+            <w:pPr>
+              <w:rPr>
+                <w:rFonts w:ascii="Arial" w:cs="Arial" w:eastAsia="Arial" w:hAnsi="Arial"/>
+                <w:b w:val="1"/>
+                <w:bCs w:val="1"/>
                 <w:sz w:val="20"/>
                 <w:szCs w:val="20"/>
               </w:rPr>
@@ -4839,7 +5461,6 @@
           </w:p>
           <w:p>
             <w:pPr>
-              <w:jc w:val="both"/>
               <w:rPr>
                 <w:rFonts w:ascii="Arial" w:cs="Arial" w:eastAsia="Arial" w:hAnsi="Arial"/>
                 <w:i w:val="1"/>
@@ -4851,26 +5472,19 @@
             </w:pPr>
             <w:r>
               <w:rPr>
+                <w:rtl w:val="0"/>
+              </w:rPr>
+            </w:r>
+          </w:p>
+          <w:p>
+            <w:pPr>
+              <w:rPr>
                 <w:rFonts w:ascii="Arial" w:cs="Arial" w:eastAsia="Arial" w:hAnsi="Arial"/>
                 <w:i w:val="1"/>
                 <w:iCs w:val="1"/>
                 <w:color w:val="808080"/>
                 <w:sz w:val="18"/>
                 <w:szCs w:val="18"/>
-                <w:rtl w:val="0"/>
-              </w:rPr>
-              <w:t xml:space="preserve">Nota: La cantidad de objetivos se dan de acuerdo con las características del estudiante y que contribuyan en el desarrollo de sus habilidades para su proyecto de vida.</w:t>
-            </w:r>
-          </w:p>
-          <w:p>
-            <w:pPr>
-              <w:rPr>
-                <w:rFonts w:ascii="Arial" w:cs="Arial" w:eastAsia="Arial" w:hAnsi="Arial"/>
-                <w:b w:val="1"/>
-                <w:bCs w:val="1"/>
-                <w:color w:val="000000"/>
-                <w:sz w:val="20"/>
-                <w:szCs w:val="20"/>
               </w:rPr>
             </w:pPr>
             <w:r>
@@ -5004,69 +5618,55 @@
             </w:pPr>
             <w:r>
               <w:rPr>
-                <w:color w:val="666666"/>
-                <w:rtl w:val="0"/>
-              </w:rPr>
-              <w:t xml:space="preserve">Elija un elemento.</w:t>
-            </w:r>
-            <w:r>
-              <w:rPr>
-                <w:rtl w:val="0"/>
-              </w:rPr>
-            </w:r>
-          </w:p>
-          <w:p>
-            <w:pPr>
-              <w:rPr>
-                <w:rFonts w:ascii="Arial" w:cs="Arial" w:eastAsia="Arial" w:hAnsi="Arial"/>
-                <w:b w:val="1"/>
-                <w:bCs w:val="1"/>
-                <w:color w:val="000000"/>
-                <w:sz w:val="20"/>
-                <w:szCs w:val="20"/>
-              </w:rPr>
-            </w:pPr>
-            <w:r>
-              <w:rPr>
-                <w:rtl w:val="0"/>
-              </w:rPr>
-            </w:r>
-          </w:p>
-          <w:p>
-            <w:pPr>
-              <w:rPr>
-                <w:rFonts w:ascii="Arial" w:cs="Arial" w:eastAsia="Arial" w:hAnsi="Arial"/>
-                <w:b w:val="1"/>
-                <w:bCs w:val="1"/>
-                <w:color w:val="000000"/>
-                <w:sz w:val="20"/>
-                <w:szCs w:val="20"/>
-              </w:rPr>
-            </w:pPr>
-            <w:r>
-              <w:rPr>
-                <w:rtl w:val="0"/>
-              </w:rPr>
-            </w:r>
-          </w:p>
-          <w:p>
-            <w:pPr>
-              <w:rPr>
-                <w:rFonts w:ascii="Arial" w:cs="Arial" w:eastAsia="Arial" w:hAnsi="Arial"/>
-                <w:b w:val="1"/>
-                <w:bCs w:val="1"/>
-                <w:color w:val="000000"/>
-                <w:sz w:val="20"/>
-                <w:szCs w:val="20"/>
-              </w:rPr>
-            </w:pPr>
-            <w:r>
-              <w:rPr>
-                <w:color w:val="666666"/>
-                <w:rtl w:val="0"/>
-              </w:rPr>
-              <w:t xml:space="preserve">Elija un elemento.</w:t>
-            </w:r>
+                <w:rtl w:val="0"/>
+              </w:rPr>
+            </w:r>
+          </w:p>
+          <w:p>
+            <w:pPr>
+              <w:rPr>
+                <w:rFonts w:ascii="Arial" w:cs="Arial" w:eastAsia="Arial" w:hAnsi="Arial"/>
+                <w:b w:val="1"/>
+                <w:bCs w:val="1"/>
+                <w:color w:val="000000"/>
+                <w:sz w:val="20"/>
+                <w:szCs w:val="20"/>
+              </w:rPr>
+            </w:pPr>
+            <w:r>
+              <w:rPr>
+                <w:rtl w:val="0"/>
+              </w:rPr>
+            </w:r>
+          </w:p>
+          <w:p>
+            <w:pPr>
+              <w:rPr>
+                <w:rFonts w:ascii="Arial" w:cs="Arial" w:eastAsia="Arial" w:hAnsi="Arial"/>
+                <w:b w:val="1"/>
+                <w:bCs w:val="1"/>
+                <w:color w:val="000000"/>
+                <w:sz w:val="20"/>
+                <w:szCs w:val="20"/>
+              </w:rPr>
+            </w:pPr>
+            <w:r>
+              <w:rPr>
+                <w:rtl w:val="0"/>
+              </w:rPr>
+            </w:r>
+          </w:p>
+          <w:p>
+            <w:pPr>
+              <w:rPr>
+                <w:rFonts w:ascii="Arial" w:cs="Arial" w:eastAsia="Arial" w:hAnsi="Arial"/>
+                <w:b w:val="1"/>
+                <w:bCs w:val="1"/>
+                <w:color w:val="000000"/>
+                <w:sz w:val="20"/>
+                <w:szCs w:val="20"/>
+              </w:rPr>
+            </w:pPr>
             <w:r>
               <w:rPr>
                 <w:rtl w:val="0"/>
@@ -5105,72 +5705,40 @@
             </w:pPr>
             <w:r>
               <w:rPr>
+                <w:rtl w:val="0"/>
+              </w:rPr>
+            </w:r>
+          </w:p>
+          <w:p>
+            <w:pPr>
+              <w:rPr>
                 <w:rFonts w:ascii="Arial" w:cs="Arial" w:eastAsia="Arial" w:hAnsi="Arial"/>
                 <w:i w:val="1"/>
                 <w:iCs w:val="1"/>
-                <w:color w:val="808080"/>
+                <w:color w:val="000000"/>
                 <w:sz w:val="18"/>
                 <w:szCs w:val="18"/>
-                <w:rtl w:val="0"/>
-              </w:rPr>
-              <w:t xml:space="preserve">(teniendo en cuenta las aclaraciones dadas en la valoración pedagógica </w:t>
-            </w:r>
-          </w:p>
-          <w:p>
-            <w:pPr>
-              <w:jc w:val="both"/>
+              </w:rPr>
+            </w:pPr>
+            <w:r>
+              <w:rPr>
+                <w:rtl w:val="0"/>
+              </w:rPr>
+            </w:r>
+          </w:p>
+          <w:p>
+            <w:pPr>
               <w:rPr>
                 <w:rFonts w:ascii="Arial" w:cs="Arial" w:eastAsia="Arial" w:hAnsi="Arial"/>
                 <w:i w:val="1"/>
                 <w:iCs w:val="1"/>
-                <w:color w:val="808080"/>
+                <w:color w:val="000000"/>
                 <w:sz w:val="18"/>
                 <w:szCs w:val="18"/>
               </w:rPr>
             </w:pPr>
             <w:r>
               <w:rPr>
-                <w:rFonts w:ascii="Arial" w:cs="Arial" w:eastAsia="Arial" w:hAnsi="Arial"/>
-                <w:i w:val="1"/>
-                <w:iCs w:val="1"/>
-                <w:color w:val="808080"/>
-                <w:sz w:val="18"/>
-                <w:szCs w:val="18"/>
-                <w:rtl w:val="0"/>
-              </w:rPr>
-              <w:t xml:space="preserve">Se estable días y horas de permanencia)</w:t>
-            </w:r>
-          </w:p>
-          <w:p>
-            <w:pPr>
-              <w:rPr>
-                <w:rFonts w:ascii="Arial" w:cs="Arial" w:eastAsia="Arial" w:hAnsi="Arial"/>
-                <w:i w:val="1"/>
-                <w:iCs w:val="1"/>
-                <w:color w:val="000000"/>
-                <w:sz w:val="18"/>
-                <w:szCs w:val="18"/>
-              </w:rPr>
-            </w:pPr>
-            <w:r>
-              <w:rPr>
-                <w:rtl w:val="0"/>
-              </w:rPr>
-            </w:r>
-          </w:p>
-          <w:p>
-            <w:pPr>
-              <w:rPr>
-                <w:rFonts w:ascii="Arial" w:cs="Arial" w:eastAsia="Arial" w:hAnsi="Arial"/>
-                <w:i w:val="1"/>
-                <w:iCs w:val="1"/>
-                <w:color w:val="000000"/>
-                <w:sz w:val="18"/>
-                <w:szCs w:val="18"/>
-              </w:rPr>
-            </w:pPr>
-            <w:r>
-              <w:rPr>
                 <w:rtl w:val="0"/>
               </w:rPr>
             </w:r>
@@ -5243,13 +5811,6 @@
             </w:pPr>
             <w:r>
               <w:rPr>
-                <w:color w:val="666666"/>
-                <w:rtl w:val="0"/>
-              </w:rPr>
-              <w:t xml:space="preserve">Elija un elemento.</w:t>
-            </w:r>
-            <w:r>
-              <w:rPr>
                 <w:rtl w:val="0"/>
               </w:rPr>
             </w:r>
@@ -5393,13 +5954,6 @@
             </w:pPr>
             <w:r>
               <w:rPr>
-                <w:color w:val="666666"/>
-                <w:rtl w:val="0"/>
-              </w:rPr>
-              <w:t xml:space="preserve">Elija un elemento.</w:t>
-            </w:r>
-            <w:r>
-              <w:rPr>
                 <w:rtl w:val="0"/>
               </w:rPr>
             </w:r>
@@ -5441,15 +5995,24 @@
               <w:jc w:val="both"/>
               <w:rPr>
                 <w:rFonts w:ascii="Arial" w:cs="Arial" w:eastAsia="Arial" w:hAnsi="Arial"/>
-                <w:color w:val="000000"/>
-                <w:sz w:val="20"/>
-                <w:szCs w:val="20"/>
-              </w:rPr>
-            </w:pPr>
-            <w:r>
-              <w:rPr>
-                <w:rtl w:val="0"/>
-              </w:rPr>
+                <w:b w:val="1"/>
+                <w:bCs w:val="1"/>
+                <w:color w:val="000000"/>
+                <w:sz w:val="20"/>
+                <w:szCs w:val="20"/>
+              </w:rPr>
+            </w:pPr>
+            <w:r>
+              <w:rPr>
+                <w:rFonts w:ascii="Arial" w:cs="Arial" w:eastAsia="Arial" w:hAnsi="Arial"/>
+                <w:b w:val="1"/>
+                <w:bCs w:val="1"/>
+                <w:color w:val="000000"/>
+                <w:sz w:val="20"/>
+                <w:szCs w:val="20"/>
+                <w:rtl w:val="0"/>
+              </w:rPr>
+              <w:t xml:space="preserve">Recursos:</w:t>
             </w:r>
           </w:p>
           <w:p>
@@ -5457,24 +6020,15 @@
               <w:jc w:val="both"/>
               <w:rPr>
                 <w:rFonts w:ascii="Arial" w:cs="Arial" w:eastAsia="Arial" w:hAnsi="Arial"/>
-                <w:b w:val="1"/>
-                <w:bCs w:val="1"/>
-                <w:color w:val="000000"/>
-                <w:sz w:val="20"/>
-                <w:szCs w:val="20"/>
-              </w:rPr>
-            </w:pPr>
-            <w:r>
-              <w:rPr>
-                <w:rFonts w:ascii="Arial" w:cs="Arial" w:eastAsia="Arial" w:hAnsi="Arial"/>
-                <w:b w:val="1"/>
-                <w:bCs w:val="1"/>
-                <w:color w:val="000000"/>
-                <w:sz w:val="20"/>
-                <w:szCs w:val="20"/>
-                <w:rtl w:val="0"/>
-              </w:rPr>
-              <w:t xml:space="preserve">Recursos:</w:t>
+                <w:color w:val="000000"/>
+                <w:sz w:val="20"/>
+                <w:szCs w:val="20"/>
+              </w:rPr>
+            </w:pPr>
+            <w:r>
+              <w:rPr>
+                <w:rtl w:val="0"/>
+              </w:rPr>
             </w:r>
           </w:p>
           <w:p>
@@ -5521,13 +6075,6 @@
             </w:pPr>
             <w:r>
               <w:rPr>
-                <w:color w:val="666666"/>
-                <w:rtl w:val="0"/>
-              </w:rPr>
-              <w:t xml:space="preserve">Elija un elemento.</w:t>
-            </w:r>
-            <w:r>
-              <w:rPr>
                 <w:rtl w:val="0"/>
               </w:rPr>
             </w:r>
@@ -5553,6 +6100,8 @@
               <w:jc w:val="both"/>
               <w:rPr>
                 <w:rFonts w:ascii="Arial" w:cs="Arial" w:eastAsia="Arial" w:hAnsi="Arial"/>
+                <w:b w:val="1"/>
+                <w:bCs w:val="1"/>
                 <w:color w:val="000000"/>
                 <w:sz w:val="20"/>
                 <w:szCs w:val="20"/>
@@ -5578,8 +6127,15 @@
             </w:pPr>
             <w:r>
               <w:rPr>
-                <w:rtl w:val="0"/>
-              </w:rPr>
+                <w:rFonts w:ascii="Arial" w:cs="Arial" w:eastAsia="Arial" w:hAnsi="Arial"/>
+                <w:b w:val="1"/>
+                <w:bCs w:val="1"/>
+                <w:color w:val="000000"/>
+                <w:sz w:val="20"/>
+                <w:szCs w:val="20"/>
+                <w:rtl w:val="0"/>
+              </w:rPr>
+              <w:t xml:space="preserve">Comunicación:</w:t>
             </w:r>
           </w:p>
           <w:p>
@@ -5587,24 +6143,15 @@
               <w:jc w:val="both"/>
               <w:rPr>
                 <w:rFonts w:ascii="Arial" w:cs="Arial" w:eastAsia="Arial" w:hAnsi="Arial"/>
-                <w:b w:val="1"/>
-                <w:bCs w:val="1"/>
-                <w:color w:val="000000"/>
-                <w:sz w:val="20"/>
-                <w:szCs w:val="20"/>
-              </w:rPr>
-            </w:pPr>
-            <w:r>
-              <w:rPr>
-                <w:rFonts w:ascii="Arial" w:cs="Arial" w:eastAsia="Arial" w:hAnsi="Arial"/>
-                <w:b w:val="1"/>
-                <w:bCs w:val="1"/>
-                <w:color w:val="000000"/>
-                <w:sz w:val="20"/>
-                <w:szCs w:val="20"/>
-                <w:rtl w:val="0"/>
-              </w:rPr>
-              <w:t xml:space="preserve">Comunicación:</w:t>
+                <w:color w:val="000000"/>
+                <w:sz w:val="20"/>
+                <w:szCs w:val="20"/>
+              </w:rPr>
+            </w:pPr>
+            <w:r>
+              <w:rPr>
+                <w:rtl w:val="0"/>
+              </w:rPr>
             </w:r>
           </w:p>
           <w:p>
@@ -5635,13 +6182,6 @@
             </w:pPr>
             <w:r>
               <w:rPr>
-                <w:color w:val="666666"/>
-                <w:rtl w:val="0"/>
-              </w:rPr>
-              <w:t xml:space="preserve">Elija un elemento.</w:t>
-            </w:r>
-            <w:r>
-              <w:rPr>
                 <w:rtl w:val="0"/>
               </w:rPr>
             </w:r>
@@ -5651,15 +6191,24 @@
               <w:jc w:val="both"/>
               <w:rPr>
                 <w:rFonts w:ascii="Arial" w:cs="Arial" w:eastAsia="Arial" w:hAnsi="Arial"/>
-                <w:color w:val="000000"/>
-                <w:sz w:val="20"/>
-                <w:szCs w:val="20"/>
-              </w:rPr>
-            </w:pPr>
-            <w:r>
-              <w:rPr>
-                <w:rtl w:val="0"/>
-              </w:rPr>
+                <w:b w:val="1"/>
+                <w:bCs w:val="1"/>
+                <w:color w:val="000000"/>
+                <w:sz w:val="20"/>
+                <w:szCs w:val="20"/>
+              </w:rPr>
+            </w:pPr>
+            <w:r>
+              <w:rPr>
+                <w:rFonts w:ascii="Arial" w:cs="Arial" w:eastAsia="Arial" w:hAnsi="Arial"/>
+                <w:b w:val="1"/>
+                <w:bCs w:val="1"/>
+                <w:color w:val="000000"/>
+                <w:sz w:val="20"/>
+                <w:szCs w:val="20"/>
+                <w:rtl w:val="0"/>
+              </w:rPr>
+              <w:t xml:space="preserve">Tiempo:</w:t>
             </w:r>
           </w:p>
           <w:p>
@@ -5672,19 +6221,13 @@
                 <w:color w:val="000000"/>
                 <w:sz w:val="20"/>
                 <w:szCs w:val="20"/>
-              </w:rPr>
-            </w:pPr>
-            <w:r>
-              <w:rPr>
-                <w:rFonts w:ascii="Arial" w:cs="Arial" w:eastAsia="Arial" w:hAnsi="Arial"/>
-                <w:b w:val="1"/>
-                <w:bCs w:val="1"/>
-                <w:color w:val="000000"/>
-                <w:sz w:val="20"/>
-                <w:szCs w:val="20"/>
-                <w:rtl w:val="0"/>
-              </w:rPr>
-              <w:t xml:space="preserve">Tiempo:</w:t>
+                <w:u w:val="single"/>
+              </w:rPr>
+            </w:pPr>
+            <w:r>
+              <w:rPr>
+                <w:rtl w:val="0"/>
+              </w:rPr>
             </w:r>
           </w:p>
           <w:p>
@@ -5692,12 +6235,9 @@
               <w:jc w:val="both"/>
               <w:rPr>
                 <w:rFonts w:ascii="Arial" w:cs="Arial" w:eastAsia="Arial" w:hAnsi="Arial"/>
-                <w:b w:val="1"/>
-                <w:bCs w:val="1"/>
-                <w:color w:val="000000"/>
-                <w:sz w:val="20"/>
-                <w:szCs w:val="20"/>
-                <w:u w:val="single"/>
+                <w:color w:val="000000"/>
+                <w:sz w:val="20"/>
+                <w:szCs w:val="20"/>
               </w:rPr>
             </w:pPr>
             <w:r>
@@ -5711,18 +6251,13 @@
               <w:jc w:val="both"/>
               <w:rPr>
                 <w:rFonts w:ascii="Arial" w:cs="Arial" w:eastAsia="Arial" w:hAnsi="Arial"/>
-                <w:color w:val="000000"/>
-                <w:sz w:val="20"/>
-                <w:szCs w:val="20"/>
-              </w:rPr>
-            </w:pPr>
-            <w:r>
-              <w:rPr>
-                <w:color w:val="666666"/>
-                <w:rtl w:val="0"/>
-              </w:rPr>
-              <w:t xml:space="preserve">Elija un elemento.</w:t>
-            </w:r>
+                <w:b w:val="1"/>
+                <w:bCs w:val="1"/>
+                <w:color w:val="000000"/>
+                <w:sz w:val="20"/>
+                <w:szCs w:val="20"/>
+              </w:rPr>
+            </w:pPr>
             <w:r>
               <w:rPr>
                 <w:rtl w:val="0"/>
@@ -5761,8 +6296,15 @@
             </w:pPr>
             <w:r>
               <w:rPr>
-                <w:rtl w:val="0"/>
-              </w:rPr>
+                <w:rFonts w:ascii="Arial" w:cs="Arial" w:eastAsia="Arial" w:hAnsi="Arial"/>
+                <w:b w:val="1"/>
+                <w:bCs w:val="1"/>
+                <w:color w:val="000000"/>
+                <w:sz w:val="20"/>
+                <w:szCs w:val="20"/>
+                <w:rtl w:val="0"/>
+              </w:rPr>
+              <w:t xml:space="preserve">Espacio:</w:t>
             </w:r>
           </w:p>
           <w:p>
@@ -5787,7 +6329,7 @@
                 <w:szCs w:val="20"/>
                 <w:rtl w:val="0"/>
               </w:rPr>
-              <w:t xml:space="preserve">Espacio:</w:t>
+              <w:t xml:space="preserve"> </w:t>
             </w:r>
           </w:p>
           <w:p>
@@ -5804,15 +6346,8 @@
             </w:pPr>
             <w:r>
               <w:rPr>
-                <w:rFonts w:ascii="Arial" w:cs="Arial" w:eastAsia="Arial" w:hAnsi="Arial"/>
-                <w:b w:val="1"/>
-                <w:bCs w:val="1"/>
-                <w:color w:val="000000"/>
-                <w:sz w:val="20"/>
-                <w:szCs w:val="20"/>
-                <w:rtl w:val="0"/>
-              </w:rPr>
-              <w:t xml:space="preserve"> </w:t>
+                <w:rtl w:val="0"/>
+              </w:rPr>
             </w:r>
           </w:p>
           <w:p>
@@ -5827,31 +6362,6 @@
                 <w:szCs w:val="20"/>
               </w:rPr>
             </w:pPr>
-            <w:r>
-              <w:rPr>
-                <w:rtl w:val="0"/>
-              </w:rPr>
-            </w:r>
-          </w:p>
-          <w:p>
-            <w:pPr>
-              <w:jc w:val="both"/>
-              <w:rPr>
-                <w:rFonts w:ascii="Arial" w:cs="Arial" w:eastAsia="Arial" w:hAnsi="Arial"/>
-                <w:b w:val="1"/>
-                <w:bCs w:val="1"/>
-                <w:color w:val="000000"/>
-                <w:sz w:val="20"/>
-                <w:szCs w:val="20"/>
-              </w:rPr>
-            </w:pPr>
-            <w:r>
-              <w:rPr>
-                <w:color w:val="666666"/>
-                <w:rtl w:val="0"/>
-              </w:rPr>
-              <w:t xml:space="preserve">Elija un elemento.</w:t>
-            </w:r>
             <w:r>
               <w:rPr>
                 <w:rtl w:val="0"/>
@@ -5890,6 +6400,17 @@
                 <w:szCs w:val="20"/>
               </w:rPr>
             </w:pPr>
+            <w:r>
+              <w:rPr>
+                <w:rFonts w:ascii="Arial" w:cs="Arial" w:eastAsia="Arial" w:hAnsi="Arial"/>
+                <w:b w:val="1"/>
+                <w:bCs w:val="1"/>
+                <w:sz w:val="20"/>
+                <w:szCs w:val="20"/>
+                <w:rtl w:val="0"/>
+              </w:rPr>
+              <w:t xml:space="preserve">OBSERVACIONES</w:t>
+            </w:r>
             <w:r>
               <w:rPr>
                 <w:rtl w:val="0"/>
@@ -5978,7 +6499,432 @@
                 <w:rFonts w:ascii="Arial" w:cs="Arial" w:eastAsia="Arial" w:hAnsi="Arial"/>
                 <w:b w:val="1"/>
                 <w:bCs w:val="1"/>
-                <w:color w:val="000000"/>
+                <w:sz w:val="20"/>
+                <w:szCs w:val="20"/>
+              </w:rPr>
+            </w:pPr>
+            <w:r>
+              <w:rPr>
+                <w:rFonts w:ascii="Arial" w:cs="Arial" w:eastAsia="Arial" w:hAnsi="Arial"/>
+                <w:b w:val="1"/>
+                <w:bCs w:val="1"/>
+                <w:sz w:val="20"/>
+                <w:szCs w:val="20"/>
+                <w:rtl w:val="0"/>
+              </w:rPr>
+              <w:t xml:space="preserve">BARRERAS ACTITUDINALES</w:t>
+            </w:r>
+          </w:p>
+          <w:p>
+            <w:pPr>
+              <w:rPr>
+                <w:rFonts w:ascii="Arial" w:cs="Arial" w:eastAsia="Arial" w:hAnsi="Arial"/>
+                <w:b w:val="1"/>
+                <w:bCs w:val="1"/>
+                <w:sz w:val="20"/>
+                <w:szCs w:val="20"/>
+              </w:rPr>
+            </w:pPr>
+            <w:r>
+              <w:rPr>
+                <w:rtl w:val="0"/>
+              </w:rPr>
+            </w:r>
+          </w:p>
+          <w:p>
+            <w:pPr>
+              <w:rPr>
+                <w:rFonts w:ascii="Arial" w:cs="Arial" w:eastAsia="Arial" w:hAnsi="Arial"/>
+                <w:b w:val="1"/>
+                <w:bCs w:val="1"/>
+                <w:sz w:val="20"/>
+                <w:szCs w:val="20"/>
+              </w:rPr>
+            </w:pPr>
+            <w:r>
+              <w:rPr>
+                <w:rFonts w:ascii="Arial" w:cs="Arial" w:eastAsia="Arial" w:hAnsi="Arial"/>
+                <w:b w:val="1"/>
+                <w:bCs w:val="1"/>
+                <w:sz w:val="20"/>
+                <w:szCs w:val="20"/>
+                <w:rtl w:val="0"/>
+              </w:rPr>
+              <w:t xml:space="preserve">FAMILIA:</w:t>
+            </w:r>
+          </w:p>
+          <w:p>
+            <w:pPr>
+              <w:rPr>
+                <w:rFonts w:ascii="Arial" w:cs="Arial" w:eastAsia="Arial" w:hAnsi="Arial"/>
+                <w:sz w:val="20"/>
+                <w:szCs w:val="20"/>
+              </w:rPr>
+            </w:pPr>
+            <w:r>
+              <w:rPr>
+                <w:rtl w:val="0"/>
+              </w:rPr>
+            </w:r>
+          </w:p>
+          <w:p>
+            <w:pPr>
+              <w:rPr>
+                <w:rFonts w:ascii="Arial" w:cs="Arial" w:eastAsia="Arial" w:hAnsi="Arial"/>
+                <w:sz w:val="20"/>
+                <w:szCs w:val="20"/>
+              </w:rPr>
+            </w:pPr>
+            <w:r>
+              <w:rPr>
+                <w:rtl w:val="0"/>
+              </w:rPr>
+            </w:r>
+          </w:p>
+          <w:p>
+            <w:pPr>
+              <w:rPr>
+                <w:rFonts w:ascii="Arial" w:cs="Arial" w:eastAsia="Arial" w:hAnsi="Arial"/>
+                <w:sz w:val="20"/>
+                <w:szCs w:val="20"/>
+              </w:rPr>
+            </w:pPr>
+            <w:r>
+              <w:rPr>
+                <w:rtl w:val="0"/>
+              </w:rPr>
+            </w:r>
+          </w:p>
+          <w:p>
+            <w:pPr>
+              <w:rPr>
+                <w:rFonts w:ascii="Arial" w:cs="Arial" w:eastAsia="Arial" w:hAnsi="Arial"/>
+                <w:b w:val="1"/>
+                <w:bCs w:val="1"/>
+                <w:sz w:val="20"/>
+                <w:szCs w:val="20"/>
+              </w:rPr>
+            </w:pPr>
+            <w:r>
+              <w:rPr>
+                <w:rFonts w:ascii="Arial" w:cs="Arial" w:eastAsia="Arial" w:hAnsi="Arial"/>
+                <w:b w:val="1"/>
+                <w:bCs w:val="1"/>
+                <w:sz w:val="20"/>
+                <w:szCs w:val="20"/>
+                <w:rtl w:val="0"/>
+              </w:rPr>
+              <w:t xml:space="preserve">DOCENTE:</w:t>
+            </w:r>
+          </w:p>
+          <w:p>
+            <w:pPr>
+              <w:rPr>
+                <w:rFonts w:ascii="Arial" w:cs="Arial" w:eastAsia="Arial" w:hAnsi="Arial"/>
+                <w:sz w:val="20"/>
+                <w:szCs w:val="20"/>
+              </w:rPr>
+            </w:pPr>
+            <w:r>
+              <w:rPr>
+                <w:rtl w:val="0"/>
+              </w:rPr>
+            </w:r>
+          </w:p>
+          <w:p>
+            <w:pPr>
+              <w:rPr>
+                <w:rFonts w:ascii="Arial" w:cs="Arial" w:eastAsia="Arial" w:hAnsi="Arial"/>
+                <w:sz w:val="20"/>
+                <w:szCs w:val="20"/>
+              </w:rPr>
+            </w:pPr>
+            <w:r>
+              <w:rPr>
+                <w:rtl w:val="0"/>
+              </w:rPr>
+            </w:r>
+          </w:p>
+          <w:p>
+            <w:pPr>
+              <w:rPr>
+                <w:rFonts w:ascii="Arial" w:cs="Arial" w:eastAsia="Arial" w:hAnsi="Arial"/>
+                <w:sz w:val="20"/>
+                <w:szCs w:val="20"/>
+              </w:rPr>
+            </w:pPr>
+            <w:r>
+              <w:rPr>
+                <w:rtl w:val="0"/>
+              </w:rPr>
+            </w:r>
+          </w:p>
+          <w:p>
+            <w:pPr>
+              <w:rPr>
+                <w:rFonts w:ascii="Arial" w:cs="Arial" w:eastAsia="Arial" w:hAnsi="Arial"/>
+                <w:b w:val="1"/>
+                <w:bCs w:val="1"/>
+                <w:sz w:val="20"/>
+                <w:szCs w:val="20"/>
+              </w:rPr>
+            </w:pPr>
+            <w:r>
+              <w:rPr>
+                <w:rFonts w:ascii="Arial" w:cs="Arial" w:eastAsia="Arial" w:hAnsi="Arial"/>
+                <w:b w:val="1"/>
+                <w:bCs w:val="1"/>
+                <w:sz w:val="20"/>
+                <w:szCs w:val="20"/>
+                <w:rtl w:val="0"/>
+              </w:rPr>
+              <w:t xml:space="preserve">BARRERAS CURRICULARES</w:t>
+            </w:r>
+          </w:p>
+          <w:p>
+            <w:pPr>
+              <w:rPr>
+                <w:rFonts w:ascii="Arial" w:cs="Arial" w:eastAsia="Arial" w:hAnsi="Arial"/>
+                <w:sz w:val="20"/>
+                <w:szCs w:val="20"/>
+              </w:rPr>
+            </w:pPr>
+            <w:r>
+              <w:rPr>
+                <w:rtl w:val="0"/>
+              </w:rPr>
+            </w:r>
+          </w:p>
+          <w:p>
+            <w:pPr>
+              <w:rPr>
+                <w:rFonts w:ascii="Arial" w:cs="Arial" w:eastAsia="Arial" w:hAnsi="Arial"/>
+                <w:sz w:val="20"/>
+                <w:szCs w:val="20"/>
+              </w:rPr>
+            </w:pPr>
+            <w:r>
+              <w:rPr>
+                <w:rtl w:val="0"/>
+              </w:rPr>
+            </w:r>
+          </w:p>
+          <w:p>
+            <w:pPr>
+              <w:rPr>
+                <w:rFonts w:ascii="Arial" w:cs="Arial" w:eastAsia="Arial" w:hAnsi="Arial"/>
+                <w:sz w:val="20"/>
+                <w:szCs w:val="20"/>
+              </w:rPr>
+            </w:pPr>
+            <w:r>
+              <w:rPr>
+                <w:rtl w:val="0"/>
+              </w:rPr>
+            </w:r>
+          </w:p>
+          <w:p>
+            <w:pPr>
+              <w:rPr>
+                <w:rFonts w:ascii="Arial" w:cs="Arial" w:eastAsia="Arial" w:hAnsi="Arial"/>
+                <w:b w:val="1"/>
+                <w:bCs w:val="1"/>
+                <w:sz w:val="20"/>
+                <w:szCs w:val="20"/>
+              </w:rPr>
+            </w:pPr>
+            <w:r>
+              <w:rPr>
+                <w:rFonts w:ascii="Arial" w:cs="Arial" w:eastAsia="Arial" w:hAnsi="Arial"/>
+                <w:b w:val="1"/>
+                <w:bCs w:val="1"/>
+                <w:sz w:val="20"/>
+                <w:szCs w:val="20"/>
+                <w:rtl w:val="0"/>
+              </w:rPr>
+              <w:t xml:space="preserve">BARRERA DIDÁCTICA</w:t>
+            </w:r>
+          </w:p>
+          <w:p>
+            <w:pPr>
+              <w:rPr>
+                <w:rFonts w:ascii="Arial" w:cs="Arial" w:eastAsia="Arial" w:hAnsi="Arial"/>
+                <w:sz w:val="20"/>
+                <w:szCs w:val="20"/>
+              </w:rPr>
+            </w:pPr>
+            <w:r>
+              <w:rPr>
+                <w:rtl w:val="0"/>
+              </w:rPr>
+            </w:r>
+          </w:p>
+          <w:p>
+            <w:pPr>
+              <w:ind w:left="33" w:firstLine="0"/>
+              <w:rPr>
+                <w:rFonts w:ascii="Arial" w:cs="Arial" w:eastAsia="Arial" w:hAnsi="Arial"/>
+                <w:sz w:val="20"/>
+                <w:szCs w:val="20"/>
+              </w:rPr>
+            </w:pPr>
+            <w:r>
+              <w:rPr>
+                <w:rtl w:val="0"/>
+              </w:rPr>
+            </w:r>
+          </w:p>
+          <w:p>
+            <w:pPr>
+              <w:rPr>
+                <w:b w:val="1"/>
+                <w:bCs w:val="1"/>
+                <w:sz w:val="20"/>
+                <w:szCs w:val="20"/>
+              </w:rPr>
+            </w:pPr>
+            <w:r>
+              <w:rPr>
+                <w:rtl w:val="0"/>
+              </w:rPr>
+            </w:r>
+          </w:p>
+          <w:p>
+            <w:pPr>
+              <w:rPr>
+                <w:rFonts w:ascii="Arial" w:cs="Arial" w:eastAsia="Arial" w:hAnsi="Arial"/>
+                <w:b w:val="1"/>
+                <w:bCs w:val="1"/>
+                <w:sz w:val="20"/>
+                <w:szCs w:val="20"/>
+              </w:rPr>
+            </w:pPr>
+            <w:r>
+              <w:rPr>
+                <w:rtl w:val="0"/>
+              </w:rPr>
+            </w:r>
+          </w:p>
+          <w:p>
+            <w:pPr>
+              <w:rPr>
+                <w:rFonts w:ascii="Arial" w:cs="Arial" w:eastAsia="Arial" w:hAnsi="Arial"/>
+                <w:sz w:val="20"/>
+                <w:szCs w:val="20"/>
+              </w:rPr>
+            </w:pPr>
+            <w:r>
+              <w:rPr>
+                <w:rtl w:val="0"/>
+              </w:rPr>
+            </w:r>
+          </w:p>
+          <w:p>
+            <w:pPr>
+              <w:rPr>
+                <w:rFonts w:ascii="Arial" w:cs="Arial" w:eastAsia="Arial" w:hAnsi="Arial"/>
+                <w:b w:val="1"/>
+                <w:bCs w:val="1"/>
+                <w:sz w:val="20"/>
+                <w:szCs w:val="20"/>
+              </w:rPr>
+            </w:pPr>
+            <w:r>
+              <w:rPr>
+                <w:rFonts w:ascii="Arial" w:cs="Arial" w:eastAsia="Arial" w:hAnsi="Arial"/>
+                <w:b w:val="1"/>
+                <w:bCs w:val="1"/>
+                <w:sz w:val="20"/>
+                <w:szCs w:val="20"/>
+                <w:rtl w:val="0"/>
+              </w:rPr>
+              <w:t xml:space="preserve">BARRERAS COMUNICATIVAS</w:t>
+            </w:r>
+          </w:p>
+          <w:p>
+            <w:pPr>
+              <w:rPr>
+                <w:rFonts w:ascii="Arial" w:cs="Arial" w:eastAsia="Arial" w:hAnsi="Arial"/>
+                <w:sz w:val="20"/>
+                <w:szCs w:val="20"/>
+              </w:rPr>
+            </w:pPr>
+            <w:r>
+              <w:rPr>
+                <w:rtl w:val="0"/>
+              </w:rPr>
+            </w:r>
+          </w:p>
+          <w:p>
+            <w:pPr>
+              <w:rPr>
+                <w:rFonts w:ascii="Arial" w:cs="Arial" w:eastAsia="Arial" w:hAnsi="Arial"/>
+                <w:sz w:val="20"/>
+                <w:szCs w:val="20"/>
+              </w:rPr>
+            </w:pPr>
+            <w:r>
+              <w:rPr>
+                <w:rtl w:val="0"/>
+              </w:rPr>
+            </w:r>
+          </w:p>
+          <w:p>
+            <w:pPr>
+              <w:rPr>
+                <w:rFonts w:ascii="Arial" w:cs="Arial" w:eastAsia="Arial" w:hAnsi="Arial"/>
+                <w:sz w:val="20"/>
+                <w:szCs w:val="20"/>
+              </w:rPr>
+            </w:pPr>
+            <w:r>
+              <w:rPr>
+                <w:rtl w:val="0"/>
+              </w:rPr>
+            </w:r>
+          </w:p>
+          <w:p>
+            <w:pPr>
+              <w:rPr>
+                <w:rFonts w:ascii="Arial" w:cs="Arial" w:eastAsia="Arial" w:hAnsi="Arial"/>
+                <w:sz w:val="20"/>
+                <w:szCs w:val="20"/>
+              </w:rPr>
+            </w:pPr>
+            <w:r>
+              <w:rPr>
+                <w:rtl w:val="0"/>
+              </w:rPr>
+            </w:r>
+          </w:p>
+          <w:p>
+            <w:pPr>
+              <w:rPr>
+                <w:rFonts w:ascii="Arial" w:cs="Arial" w:eastAsia="Arial" w:hAnsi="Arial"/>
+                <w:b w:val="1"/>
+                <w:bCs w:val="1"/>
+                <w:sz w:val="20"/>
+                <w:szCs w:val="20"/>
+              </w:rPr>
+            </w:pPr>
+            <w:r>
+              <w:rPr>
+                <w:rFonts w:ascii="Arial" w:cs="Arial" w:eastAsia="Arial" w:hAnsi="Arial"/>
+                <w:b w:val="1"/>
+                <w:bCs w:val="1"/>
+                <w:sz w:val="20"/>
+                <w:szCs w:val="20"/>
+                <w:rtl w:val="0"/>
+              </w:rPr>
+              <w:t xml:space="preserve">BARRERAS FISICAS</w:t>
+            </w:r>
+          </w:p>
+          <w:p>
+            <w:pPr>
+              <w:rPr>
+                <w:rFonts w:ascii="Arial" w:cs="Arial" w:eastAsia="Arial" w:hAnsi="Arial"/>
+                <w:b w:val="1"/>
+                <w:bCs w:val="1"/>
                 <w:sz w:val="20"/>
                 <w:szCs w:val="20"/>
               </w:rPr>
@@ -6140,7 +7086,6 @@
           </w:p>
           <w:p>
             <w:pPr>
-              <w:jc w:val="both"/>
               <w:rPr>
                 <w:rFonts w:ascii="Arial" w:cs="Arial" w:eastAsia="Arial" w:hAnsi="Arial"/>
                 <w:i w:val="1"/>
@@ -6152,249 +7097,29 @@
             </w:pPr>
             <w:r>
               <w:rPr>
+                <w:rtl w:val="0"/>
+              </w:rPr>
+            </w:r>
+          </w:p>
+          <w:p>
+            <w:pPr>
+              <w:rPr>
                 <w:rFonts w:ascii="Arial" w:cs="Arial" w:eastAsia="Arial" w:hAnsi="Arial"/>
                 <w:i w:val="1"/>
                 <w:iCs w:val="1"/>
                 <w:color w:val="808080"/>
                 <w:sz w:val="18"/>
                 <w:szCs w:val="18"/>
-                <w:rtl w:val="0"/>
-              </w:rPr>
-              <w:t xml:space="preserve">Nota: La cantidad de objetivos se dan de acuerdo con las características del estudiante y que contribuyan en el desarrollo de sus habilidades para su proyecto de vida.</w:t>
-            </w:r>
-          </w:p>
-          <w:p>
-            <w:pPr>
-              <w:rPr>
-                <w:rFonts w:ascii="Arial" w:cs="Arial" w:eastAsia="Arial" w:hAnsi="Arial"/>
-                <w:b w:val="1"/>
-                <w:bCs w:val="1"/>
-                <w:color w:val="000000"/>
-                <w:sz w:val="20"/>
-                <w:szCs w:val="20"/>
-              </w:rPr>
-            </w:pPr>
-            <w:r>
-              <w:rPr>
-                <w:rtl w:val="0"/>
-              </w:rPr>
-            </w:r>
-          </w:p>
-          <w:p>
-            <w:pPr>
-              <w:rPr>
-                <w:rFonts w:ascii="Arial" w:cs="Arial" w:eastAsia="Arial" w:hAnsi="Arial"/>
-                <w:b w:val="1"/>
-                <w:bCs w:val="1"/>
-                <w:color w:val="000000"/>
-                <w:sz w:val="20"/>
-                <w:szCs w:val="20"/>
-              </w:rPr>
-            </w:pPr>
-            <w:r>
-              <w:rPr>
-                <w:rtl w:val="0"/>
-              </w:rPr>
-            </w:r>
-          </w:p>
-          <w:p>
-            <w:pPr>
-              <w:rPr>
-                <w:rFonts w:ascii="Arial" w:cs="Arial" w:eastAsia="Arial" w:hAnsi="Arial"/>
-                <w:b w:val="1"/>
-                <w:bCs w:val="1"/>
-                <w:color w:val="000000"/>
-                <w:sz w:val="20"/>
-                <w:szCs w:val="20"/>
-              </w:rPr>
-            </w:pPr>
-            <w:r>
-              <w:rPr>
-                <w:rFonts w:ascii="Arial" w:cs="Arial" w:eastAsia="Arial" w:hAnsi="Arial"/>
-                <w:b w:val="1"/>
-                <w:bCs w:val="1"/>
-                <w:color w:val="000000"/>
-                <w:sz w:val="20"/>
-                <w:szCs w:val="20"/>
-                <w:rtl w:val="0"/>
-              </w:rPr>
-              <w:t xml:space="preserve">Reformulación:</w:t>
-            </w:r>
-          </w:p>
-          <w:p>
-            <w:pPr>
-              <w:rPr>
-                <w:rFonts w:ascii="Arial" w:cs="Arial" w:eastAsia="Arial" w:hAnsi="Arial"/>
-                <w:b w:val="1"/>
-                <w:bCs w:val="1"/>
-                <w:color w:val="000000"/>
-                <w:sz w:val="20"/>
-                <w:szCs w:val="20"/>
-              </w:rPr>
-            </w:pPr>
-            <w:r>
-              <w:rPr>
-                <w:rtl w:val="0"/>
-              </w:rPr>
-            </w:r>
-          </w:p>
-          <w:p>
-            <w:pPr>
-              <w:rPr>
-                <w:rFonts w:ascii="Arial" w:cs="Arial" w:eastAsia="Arial" w:hAnsi="Arial"/>
-                <w:b w:val="1"/>
-                <w:bCs w:val="1"/>
-                <w:color w:val="000000"/>
-                <w:sz w:val="20"/>
-                <w:szCs w:val="20"/>
-              </w:rPr>
-            </w:pPr>
-            <w:r>
-              <w:rPr>
-                <w:rtl w:val="0"/>
-              </w:rPr>
-            </w:r>
-          </w:p>
-          <w:p>
-            <w:pPr>
-              <w:rPr>
-                <w:rFonts w:ascii="Arial" w:cs="Arial" w:eastAsia="Arial" w:hAnsi="Arial"/>
-                <w:b w:val="1"/>
-                <w:bCs w:val="1"/>
-                <w:color w:val="000000"/>
-                <w:sz w:val="20"/>
-                <w:szCs w:val="20"/>
-              </w:rPr>
-            </w:pPr>
-            <w:r>
-              <w:rPr>
-                <w:rFonts w:ascii="Arial" w:cs="Arial" w:eastAsia="Arial" w:hAnsi="Arial"/>
-                <w:b w:val="1"/>
-                <w:bCs w:val="1"/>
-                <w:color w:val="000000"/>
-                <w:sz w:val="20"/>
-                <w:szCs w:val="20"/>
-                <w:rtl w:val="0"/>
-              </w:rPr>
-              <w:t xml:space="preserve">Temporalización:</w:t>
-            </w:r>
-          </w:p>
-          <w:p>
-            <w:pPr>
-              <w:rPr>
-                <w:rFonts w:ascii="Arial" w:cs="Arial" w:eastAsia="Arial" w:hAnsi="Arial"/>
-                <w:color w:val="000000"/>
-                <w:sz w:val="20"/>
-                <w:szCs w:val="20"/>
-              </w:rPr>
-            </w:pPr>
-            <w:r>
-              <w:rPr>
-                <w:rtl w:val="0"/>
-              </w:rPr>
-            </w:r>
-          </w:p>
-          <w:p>
-            <w:pPr>
-              <w:rPr>
-                <w:rFonts w:ascii="Arial" w:cs="Arial" w:eastAsia="Arial" w:hAnsi="Arial"/>
-                <w:color w:val="000000"/>
-                <w:sz w:val="20"/>
-                <w:szCs w:val="20"/>
-              </w:rPr>
-            </w:pPr>
-            <w:r>
-              <w:rPr>
-                <w:color w:val="666666"/>
-                <w:rtl w:val="0"/>
-              </w:rPr>
-              <w:t xml:space="preserve">Elija un elemento.</w:t>
-            </w:r>
-            <w:r>
-              <w:rPr>
-                <w:rtl w:val="0"/>
-              </w:rPr>
-            </w:r>
-          </w:p>
-          <w:p>
-            <w:pPr>
-              <w:rPr>
-                <w:rFonts w:ascii="Arial" w:cs="Arial" w:eastAsia="Arial" w:hAnsi="Arial"/>
-                <w:b w:val="1"/>
-                <w:bCs w:val="1"/>
-                <w:color w:val="000000"/>
-                <w:sz w:val="20"/>
-                <w:szCs w:val="20"/>
-              </w:rPr>
-            </w:pPr>
-            <w:r>
-              <w:rPr>
-                <w:rtl w:val="0"/>
-              </w:rPr>
-            </w:r>
-          </w:p>
-          <w:p>
-            <w:pPr>
-              <w:rPr>
-                <w:rFonts w:ascii="Arial" w:cs="Arial" w:eastAsia="Arial" w:hAnsi="Arial"/>
-                <w:b w:val="1"/>
-                <w:bCs w:val="1"/>
-                <w:color w:val="000000"/>
-                <w:sz w:val="20"/>
-                <w:szCs w:val="20"/>
-              </w:rPr>
-            </w:pPr>
-            <w:r>
-              <w:rPr>
-                <w:rtl w:val="0"/>
-              </w:rPr>
-            </w:r>
-          </w:p>
-          <w:p>
-            <w:pPr>
-              <w:rPr>
-                <w:rFonts w:ascii="Arial" w:cs="Arial" w:eastAsia="Arial" w:hAnsi="Arial"/>
-                <w:b w:val="1"/>
-                <w:bCs w:val="1"/>
-                <w:color w:val="000000"/>
-                <w:sz w:val="20"/>
-                <w:szCs w:val="20"/>
-              </w:rPr>
-            </w:pPr>
-            <w:r>
-              <w:rPr>
-                <w:color w:val="666666"/>
-                <w:rtl w:val="0"/>
-              </w:rPr>
-              <w:t xml:space="preserve">Elija un elemento.</w:t>
-            </w:r>
-            <w:r>
-              <w:rPr>
-                <w:rtl w:val="0"/>
-              </w:rPr>
-            </w:r>
-          </w:p>
-          <w:p>
-            <w:pPr>
-              <w:jc w:val="both"/>
-              <w:rPr>
-                <w:rFonts w:ascii="Arial" w:cs="Arial" w:eastAsia="Arial" w:hAnsi="Arial"/>
-                <w:b w:val="1"/>
-                <w:bCs w:val="1"/>
-                <w:color w:val="808080"/>
-                <w:sz w:val="20"/>
-                <w:szCs w:val="20"/>
-              </w:rPr>
-            </w:pPr>
-            <w:r>
-              <w:rPr>
-                <w:rtl w:val="0"/>
-              </w:rPr>
-            </w:r>
-          </w:p>
-          <w:p>
-            <w:pPr>
-              <w:jc w:val="both"/>
+              </w:rPr>
+            </w:pPr>
+            <w:r>
+              <w:rPr>
+                <w:rtl w:val="0"/>
+              </w:rPr>
+            </w:r>
+          </w:p>
+          <w:p>
+            <w:pPr>
               <w:rPr>
                 <w:rFonts w:ascii="Arial" w:cs="Arial" w:eastAsia="Arial" w:hAnsi="Arial"/>
                 <w:i w:val="1"/>
@@ -6406,72 +7131,238 @@
             </w:pPr>
             <w:r>
               <w:rPr>
+                <w:rtl w:val="0"/>
+              </w:rPr>
+            </w:r>
+          </w:p>
+          <w:p>
+            <w:pPr>
+              <w:rPr>
+                <w:rFonts w:ascii="Arial" w:cs="Arial" w:eastAsia="Arial" w:hAnsi="Arial"/>
+                <w:b w:val="1"/>
+                <w:bCs w:val="1"/>
+                <w:color w:val="000000"/>
+                <w:sz w:val="20"/>
+                <w:szCs w:val="20"/>
+              </w:rPr>
+            </w:pPr>
+            <w:r>
+              <w:rPr>
+                <w:rtl w:val="0"/>
+              </w:rPr>
+            </w:r>
+          </w:p>
+          <w:p>
+            <w:pPr>
+              <w:rPr>
+                <w:rFonts w:ascii="Arial" w:cs="Arial" w:eastAsia="Arial" w:hAnsi="Arial"/>
+                <w:b w:val="1"/>
+                <w:bCs w:val="1"/>
+                <w:color w:val="000000"/>
+                <w:sz w:val="20"/>
+                <w:szCs w:val="20"/>
+              </w:rPr>
+            </w:pPr>
+            <w:r>
+              <w:rPr>
+                <w:rFonts w:ascii="Arial" w:cs="Arial" w:eastAsia="Arial" w:hAnsi="Arial"/>
+                <w:b w:val="1"/>
+                <w:bCs w:val="1"/>
+                <w:color w:val="000000"/>
+                <w:sz w:val="20"/>
+                <w:szCs w:val="20"/>
+                <w:rtl w:val="0"/>
+              </w:rPr>
+              <w:t xml:space="preserve">Reformulación:</w:t>
+            </w:r>
+          </w:p>
+          <w:p>
+            <w:pPr>
+              <w:rPr>
+                <w:rFonts w:ascii="Arial" w:cs="Arial" w:eastAsia="Arial" w:hAnsi="Arial"/>
+                <w:b w:val="1"/>
+                <w:bCs w:val="1"/>
+                <w:color w:val="000000"/>
+                <w:sz w:val="20"/>
+                <w:szCs w:val="20"/>
+              </w:rPr>
+            </w:pPr>
+            <w:r>
+              <w:rPr>
+                <w:rtl w:val="0"/>
+              </w:rPr>
+            </w:r>
+          </w:p>
+          <w:p>
+            <w:pPr>
+              <w:rPr>
+                <w:rFonts w:ascii="Arial" w:cs="Arial" w:eastAsia="Arial" w:hAnsi="Arial"/>
+                <w:b w:val="1"/>
+                <w:bCs w:val="1"/>
+                <w:color w:val="000000"/>
+                <w:sz w:val="20"/>
+                <w:szCs w:val="20"/>
+              </w:rPr>
+            </w:pPr>
+            <w:r>
+              <w:rPr>
+                <w:rtl w:val="0"/>
+              </w:rPr>
+            </w:r>
+          </w:p>
+          <w:p>
+            <w:pPr>
+              <w:rPr>
+                <w:rFonts w:ascii="Arial" w:cs="Arial" w:eastAsia="Arial" w:hAnsi="Arial"/>
+                <w:b w:val="1"/>
+                <w:bCs w:val="1"/>
+                <w:color w:val="000000"/>
+                <w:sz w:val="20"/>
+                <w:szCs w:val="20"/>
+              </w:rPr>
+            </w:pPr>
+            <w:r>
+              <w:rPr>
+                <w:rFonts w:ascii="Arial" w:cs="Arial" w:eastAsia="Arial" w:hAnsi="Arial"/>
+                <w:b w:val="1"/>
+                <w:bCs w:val="1"/>
+                <w:color w:val="000000"/>
+                <w:sz w:val="20"/>
+                <w:szCs w:val="20"/>
+                <w:rtl w:val="0"/>
+              </w:rPr>
+              <w:t xml:space="preserve">Temporalización:</w:t>
+            </w:r>
+          </w:p>
+          <w:p>
+            <w:pPr>
+              <w:rPr>
+                <w:rFonts w:ascii="Arial" w:cs="Arial" w:eastAsia="Arial" w:hAnsi="Arial"/>
+                <w:color w:val="000000"/>
+                <w:sz w:val="20"/>
+                <w:szCs w:val="20"/>
+              </w:rPr>
+            </w:pPr>
+            <w:r>
+              <w:rPr>
+                <w:rtl w:val="0"/>
+              </w:rPr>
+            </w:r>
+          </w:p>
+          <w:p>
+            <w:pPr>
+              <w:rPr>
+                <w:rFonts w:ascii="Arial" w:cs="Arial" w:eastAsia="Arial" w:hAnsi="Arial"/>
+                <w:color w:val="000000"/>
+                <w:sz w:val="20"/>
+                <w:szCs w:val="20"/>
+              </w:rPr>
+            </w:pPr>
+            <w:r>
+              <w:rPr>
+                <w:rtl w:val="0"/>
+              </w:rPr>
+            </w:r>
+          </w:p>
+          <w:p>
+            <w:pPr>
+              <w:rPr>
+                <w:rFonts w:ascii="Arial" w:cs="Arial" w:eastAsia="Arial" w:hAnsi="Arial"/>
+                <w:b w:val="1"/>
+                <w:bCs w:val="1"/>
+                <w:color w:val="000000"/>
+                <w:sz w:val="20"/>
+                <w:szCs w:val="20"/>
+              </w:rPr>
+            </w:pPr>
+            <w:r>
+              <w:rPr>
+                <w:rtl w:val="0"/>
+              </w:rPr>
+            </w:r>
+          </w:p>
+          <w:p>
+            <w:pPr>
+              <w:rPr>
+                <w:rFonts w:ascii="Arial" w:cs="Arial" w:eastAsia="Arial" w:hAnsi="Arial"/>
+                <w:b w:val="1"/>
+                <w:bCs w:val="1"/>
+                <w:color w:val="000000"/>
+                <w:sz w:val="20"/>
+                <w:szCs w:val="20"/>
+              </w:rPr>
+            </w:pPr>
+            <w:r>
+              <w:rPr>
+                <w:rtl w:val="0"/>
+              </w:rPr>
+            </w:r>
+          </w:p>
+          <w:p>
+            <w:pPr>
+              <w:rPr>
+                <w:rFonts w:ascii="Arial" w:cs="Arial" w:eastAsia="Arial" w:hAnsi="Arial"/>
+                <w:b w:val="1"/>
+                <w:bCs w:val="1"/>
+                <w:color w:val="000000"/>
+                <w:sz w:val="20"/>
+                <w:szCs w:val="20"/>
+              </w:rPr>
+            </w:pPr>
+            <w:r>
+              <w:rPr>
+                <w:rtl w:val="0"/>
+              </w:rPr>
+            </w:r>
+          </w:p>
+          <w:p>
+            <w:pPr>
+              <w:jc w:val="both"/>
+              <w:rPr>
+                <w:rFonts w:ascii="Arial" w:cs="Arial" w:eastAsia="Arial" w:hAnsi="Arial"/>
+                <w:b w:val="1"/>
+                <w:bCs w:val="1"/>
+                <w:color w:val="808080"/>
+                <w:sz w:val="20"/>
+                <w:szCs w:val="20"/>
+              </w:rPr>
+            </w:pPr>
+            <w:r>
+              <w:rPr>
+                <w:rtl w:val="0"/>
+              </w:rPr>
+            </w:r>
+          </w:p>
+          <w:p>
+            <w:pPr>
+              <w:rPr>
                 <w:rFonts w:ascii="Arial" w:cs="Arial" w:eastAsia="Arial" w:hAnsi="Arial"/>
                 <w:i w:val="1"/>
                 <w:iCs w:val="1"/>
-                <w:color w:val="808080"/>
+                <w:color w:val="000000"/>
                 <w:sz w:val="18"/>
                 <w:szCs w:val="18"/>
-                <w:rtl w:val="0"/>
-              </w:rPr>
-              <w:t xml:space="preserve">(teniendo en cuenta las aclaraciones dadas en la valoración pedagógica </w:t>
-            </w:r>
-          </w:p>
-          <w:p>
-            <w:pPr>
-              <w:jc w:val="both"/>
+              </w:rPr>
+            </w:pPr>
+            <w:r>
+              <w:rPr>
+                <w:rtl w:val="0"/>
+              </w:rPr>
+            </w:r>
+          </w:p>
+          <w:p>
+            <w:pPr>
               <w:rPr>
                 <w:rFonts w:ascii="Arial" w:cs="Arial" w:eastAsia="Arial" w:hAnsi="Arial"/>
                 <w:i w:val="1"/>
                 <w:iCs w:val="1"/>
-                <w:color w:val="808080"/>
+                <w:color w:val="000000"/>
                 <w:sz w:val="18"/>
                 <w:szCs w:val="18"/>
               </w:rPr>
             </w:pPr>
             <w:r>
               <w:rPr>
-                <w:rFonts w:ascii="Arial" w:cs="Arial" w:eastAsia="Arial" w:hAnsi="Arial"/>
-                <w:i w:val="1"/>
-                <w:iCs w:val="1"/>
-                <w:color w:val="808080"/>
-                <w:sz w:val="18"/>
-                <w:szCs w:val="18"/>
-                <w:rtl w:val="0"/>
-              </w:rPr>
-              <w:t xml:space="preserve">Se estable días y horas de permanencia)</w:t>
-            </w:r>
-          </w:p>
-          <w:p>
-            <w:pPr>
-              <w:rPr>
-                <w:rFonts w:ascii="Arial" w:cs="Arial" w:eastAsia="Arial" w:hAnsi="Arial"/>
-                <w:i w:val="1"/>
-                <w:iCs w:val="1"/>
-                <w:color w:val="000000"/>
-                <w:sz w:val="18"/>
-                <w:szCs w:val="18"/>
-              </w:rPr>
-            </w:pPr>
-            <w:r>
-              <w:rPr>
-                <w:rtl w:val="0"/>
-              </w:rPr>
-            </w:r>
-          </w:p>
-          <w:p>
-            <w:pPr>
-              <w:rPr>
-                <w:rFonts w:ascii="Arial" w:cs="Arial" w:eastAsia="Arial" w:hAnsi="Arial"/>
-                <w:i w:val="1"/>
-                <w:iCs w:val="1"/>
-                <w:color w:val="000000"/>
-                <w:sz w:val="18"/>
-                <w:szCs w:val="18"/>
-              </w:rPr>
-            </w:pPr>
-            <w:r>
-              <w:rPr>
                 <w:rtl w:val="0"/>
               </w:rPr>
             </w:r>
@@ -6544,13 +7435,6 @@
             </w:pPr>
             <w:r>
               <w:rPr>
-                <w:color w:val="666666"/>
-                <w:rtl w:val="0"/>
-              </w:rPr>
-              <w:t xml:space="preserve">Elija un elemento.</w:t>
-            </w:r>
-            <w:r>
-              <w:rPr>
                 <w:rtl w:val="0"/>
               </w:rPr>
             </w:r>
@@ -6692,13 +7576,6 @@
             </w:pPr>
             <w:r>
               <w:rPr>
-                <w:color w:val="666666"/>
-                <w:rtl w:val="0"/>
-              </w:rPr>
-              <w:t xml:space="preserve">Elija un elemento.</w:t>
-            </w:r>
-            <w:r>
-              <w:rPr>
                 <w:rtl w:val="0"/>
               </w:rPr>
             </w:r>
@@ -6814,13 +7691,6 @@
             </w:pPr>
             <w:r>
               <w:rPr>
-                <w:color w:val="666666"/>
-                <w:rtl w:val="0"/>
-              </w:rPr>
-              <w:t xml:space="preserve">Elija un elemento.</w:t>
-            </w:r>
-            <w:r>
-              <w:rPr>
                 <w:rtl w:val="0"/>
               </w:rPr>
             </w:r>
@@ -6922,13 +7792,6 @@
             </w:pPr>
             <w:r>
               <w:rPr>
-                <w:color w:val="666666"/>
-                <w:rtl w:val="0"/>
-              </w:rPr>
-              <w:t xml:space="preserve">Elija un elemento.</w:t>
-            </w:r>
-            <w:r>
-              <w:rPr>
                 <w:rtl w:val="0"/>
               </w:rPr>
             </w:r>
@@ -7001,13 +7864,6 @@
             </w:pPr>
             <w:r>
               <w:rPr>
-                <w:color w:val="666666"/>
-                <w:rtl w:val="0"/>
-              </w:rPr>
-              <w:t xml:space="preserve">Elija un elemento.</w:t>
-            </w:r>
-            <w:r>
-              <w:rPr>
                 <w:rtl w:val="0"/>
               </w:rPr>
             </w:r>
@@ -7098,13 +7954,6 @@
                 <w:szCs w:val="20"/>
               </w:rPr>
             </w:pPr>
-            <w:r>
-              <w:rPr>
-                <w:color w:val="666666"/>
-                <w:rtl w:val="0"/>
-              </w:rPr>
-              <w:t xml:space="preserve">Elija un elemento.</w:t>
-            </w:r>
             <w:r>
               <w:rPr>
                 <w:rtl w:val="0"/>
@@ -7160,6 +8009,17 @@
                 <w:szCs w:val="20"/>
               </w:rPr>
             </w:pPr>
+            <w:r>
+              <w:rPr>
+                <w:rFonts w:ascii="Arial" w:cs="Arial" w:eastAsia="Arial" w:hAnsi="Arial"/>
+                <w:b w:val="1"/>
+                <w:bCs w:val="1"/>
+                <w:sz w:val="20"/>
+                <w:szCs w:val="20"/>
+                <w:rtl w:val="0"/>
+              </w:rPr>
+              <w:t xml:space="preserve">OBSERVACIONES</w:t>
+            </w:r>
             <w:r>
               <w:rPr>
                 <w:rtl w:val="0"/>
